--- a/references_list.docx
+++ b/references_list.docx
@@ -91,7 +91,7 @@
         <w:rPr>
           <w:rtl/>
         </w:rPr>
-        <w:t xml:space="preserve">(۸۶)، ۱۹–۲۹.</w:t>
+        <w:t xml:space="preserve">(۱، پیاپی ۸۶)، ۱۹–۲۹.</w:t>
       </w:r>
     </w:p>
     <w:p>
@@ -143,40 +143,195 @@
         <w:rPr>
           <w:i/>
           <w:iCs/>
-          <w:highlight w:val="yellow"/>
-          <w:rtl/>
-        </w:rPr>
-        <w:t xml:space="preserve">[نام نشریه]</w:t>
-      </w:r>
-      <w:r>
-        <w:rPr>
-          <w:i/>
-          <w:iCs/>
-          <w:rtl/>
-        </w:rPr>
-        <w:t xml:space="preserve">، </w:t>
-      </w:r>
-      <w:r>
-        <w:rPr>
-          <w:i/>
-          <w:iCs/>
-          <w:highlight w:val="yellow"/>
-          <w:rtl/>
-        </w:rPr>
-        <w:t xml:space="preserve">[دوره(شماره)]</w:t>
-      </w:r>
-      <w:r>
-        <w:rPr>
-          <w:rtl/>
-        </w:rPr>
-        <w:t xml:space="preserve">، </w:t>
-      </w:r>
-      <w:r>
-        <w:rPr>
-          <w:highlight w:val="yellow"/>
-          <w:rtl/>
-        </w:rPr>
-        <w:t xml:space="preserve">[صفحه‌ها]</w:t>
+          <w:rtl/>
+        </w:rPr>
+        <w:t xml:space="preserve">ارزش‌آفرینی در مدیریت کسب‌وکار</w:t>
+      </w:r>
+      <w:r>
+        <w:rPr>
+          <w:rtl/>
+        </w:rPr>
+        <w:t xml:space="preserve">. </w:t>
+      </w:r>
+      <w:r>
+        <w:rPr>
+          <w:rFonts w:ascii="Times New Roman" w:hAnsi="Times New Roman" w:cs="Times New Roman" w:eastAsia="Times New Roman"/>
+        </w:rPr>
+        <w:t xml:space="preserve">https://jvcbm.ir/article_200290.html</w:t>
+      </w:r>
+    </w:p>
+    <w:p>
+      <w:pPr>
+        <w:bidi/>
+        <w:spacing w:after="140"/>
+        <w:ind w:left="567" w:hanging="567"/>
+      </w:pPr>
+      <w:r>
+        <w:rPr>
+          <w:rtl/>
+        </w:rPr>
+        <w:t xml:space="preserve">صفری، م.، و اسماعیل‌نژاد، د. (۱۴۰۳). شناسایی و اولویت‌بندی موانع فروش محصولات سبز در ترویج الگوی مصرف پایدار با استفاده از روش بهترین–بدترین و تودیم فازی. </w:t>
+      </w:r>
+      <w:r>
+        <w:rPr>
+          <w:i/>
+          <w:iCs/>
+          <w:rtl/>
+        </w:rPr>
+        <w:t xml:space="preserve">راهبردهای بازرگانی، ۳۱</w:t>
+      </w:r>
+      <w:r>
+        <w:rPr>
+          <w:rtl/>
+        </w:rPr>
+        <w:t xml:space="preserve">(۲۳). </w:t>
+      </w:r>
+      <w:r>
+        <w:rPr>
+          <w:rFonts w:ascii="Times New Roman" w:hAnsi="Times New Roman" w:cs="Times New Roman" w:eastAsia="Times New Roman"/>
+        </w:rPr>
+        <w:t xml:space="preserve">https://doi.org/10.22070/cs.2025.20707.1440</w:t>
+      </w:r>
+    </w:p>
+    <w:p>
+      <w:pPr>
+        <w:bidi/>
+        <w:spacing w:after="140"/>
+        <w:ind w:left="567" w:hanging="567"/>
+      </w:pPr>
+      <w:r>
+        <w:rPr>
+          <w:rtl/>
+        </w:rPr>
+        <w:t xml:space="preserve">فائقی، م.، سبزعلی یمقانی، ک.، محزونی، م.، و احمدی، م. (۱۴۰۳). اولویت‌بندی عوامل اثرگذار تکنیک‌های بازاریابی عصبی در تولید پایدار (مورد مطالعه صنایع غذایی ایران). </w:t>
+      </w:r>
+      <w:r>
+        <w:rPr>
+          <w:i/>
+          <w:iCs/>
+          <w:rtl/>
+        </w:rPr>
+        <w:t xml:space="preserve">مدیریت بازاریابی هوشمند، ۵</w:t>
+      </w:r>
+      <w:r>
+        <w:rPr>
+          <w:rtl/>
+        </w:rPr>
+        <w:t xml:space="preserve">(۲)، ۶۵–۱۰۰.</w:t>
+      </w:r>
+    </w:p>
+    <w:p>
+      <w:pPr>
+        <w:bidi/>
+        <w:spacing w:after="140"/>
+        <w:ind w:left="567" w:hanging="567"/>
+      </w:pPr>
+      <w:r>
+        <w:rPr>
+          <w:rtl/>
+        </w:rPr>
+        <w:t xml:space="preserve">قلی‌پور، س.، حسینی، م.، و پیروز، ا. (۱۴۰۳). فرصت‌ها و چالش‌های تجارت محصولات غذایی ایران به بازار عمان. </w:t>
+      </w:r>
+      <w:r>
+        <w:rPr>
+          <w:i/>
+          <w:iCs/>
+          <w:rtl/>
+        </w:rPr>
+        <w:t xml:space="preserve">مطالعات کشورها، ۳</w:t>
+      </w:r>
+      <w:r>
+        <w:rPr>
+          <w:rtl/>
+        </w:rPr>
+        <w:t xml:space="preserve">(۲). </w:t>
+      </w:r>
+      <w:r>
+        <w:rPr>
+          <w:rFonts w:ascii="Times New Roman" w:hAnsi="Times New Roman" w:cs="Times New Roman" w:eastAsia="Times New Roman"/>
+        </w:rPr>
+        <w:t xml:space="preserve">https://doi.org/10.22059/jcountst.2025.387432.1210</w:t>
+      </w:r>
+    </w:p>
+    <w:p>
+      <w:pPr>
+        <w:bidi/>
+        <w:spacing w:after="140"/>
+        <w:ind w:left="567" w:hanging="567"/>
+      </w:pPr>
+      <w:r>
+        <w:rPr>
+          <w:rtl/>
+        </w:rPr>
+        <w:t xml:space="preserve">کریمی، ا.، حسن‌پور، ح.، و مصدق‌خواه، م. (۱۴۰۳). ارائه الگوی تحلیل اختلالات و تاب‌آوری زنجیره تأمین مواد غذایی. </w:t>
+      </w:r>
+      <w:r>
+        <w:rPr>
+          <w:i/>
+          <w:iCs/>
+          <w:rtl/>
+        </w:rPr>
+        <w:t xml:space="preserve">بهبود مدیریت، ۱۸</w:t>
+      </w:r>
+      <w:r>
+        <w:rPr>
+          <w:rtl/>
+        </w:rPr>
+        <w:t xml:space="preserve">(۲)، ۴۸–۷۳. </w:t>
+      </w:r>
+      <w:r>
+        <w:rPr>
+          <w:rFonts w:ascii="Times New Roman" w:hAnsi="Times New Roman" w:cs="Times New Roman" w:eastAsia="Times New Roman"/>
+        </w:rPr>
+        <w:t xml:space="preserve">https://doi.org/10.22034/jmi.2024.449228.3074</w:t>
+      </w:r>
+    </w:p>
+    <w:p>
+      <w:pPr>
+        <w:bidi/>
+        <w:spacing w:after="140"/>
+        <w:ind w:left="567" w:hanging="567"/>
+      </w:pPr>
+      <w:r>
+        <w:rPr>
+          <w:rtl/>
+        </w:rPr>
+        <w:t xml:space="preserve">کنعانی، آ. (۱۳۹۴). اولویت‌بندی عوامل مؤثر بر بازاریابی و فروش محصول جدید در کسب‌وکارهای کوچک و متوسط حوزه زیست‌فناوری غذایی. </w:t>
+      </w:r>
+      <w:r>
+        <w:rPr>
+          <w:i/>
+          <w:iCs/>
+          <w:rtl/>
+        </w:rPr>
+        <w:t xml:space="preserve">توسعه کارآفرینی، ۸</w:t>
+      </w:r>
+      <w:r>
+        <w:rPr>
+          <w:rtl/>
+        </w:rPr>
+        <w:t xml:space="preserve">(۲)، ۳۳۳–۳۵۲.</w:t>
+      </w:r>
+    </w:p>
+    <w:p>
+      <w:pPr>
+        <w:bidi/>
+        <w:spacing w:after="140"/>
+        <w:ind w:left="567" w:hanging="567"/>
+      </w:pPr>
+      <w:r>
+        <w:rPr>
+          <w:rtl/>
+        </w:rPr>
+        <w:t xml:space="preserve">محسنی‌کبیر، ز.، موسوی‌کاشی، ز.، و سیدحسینی‌نیا، س. ش. (۱۴۰۳). تبیین مدل تاب‌آوری کسب‌وکارهای کوچک و متوسط در کشور ایران با رویکرد آمیخته ISM-FDEMATEL. </w:t>
+      </w:r>
+      <w:r>
+        <w:rPr>
+          <w:i/>
+          <w:iCs/>
+          <w:rtl/>
+        </w:rPr>
+        <w:t xml:space="preserve">فصلنامه انجمن علوم مدیریت ایران</w:t>
       </w:r>
       <w:r>
         <w:rPr>
@@ -195,53 +350,21 @@
         <w:rPr>
           <w:rtl/>
         </w:rPr>
-        <w:t xml:space="preserve">صفری، م.، و اسماعیل‌نژاد، د. (</w:t>
-      </w:r>
-      <w:r>
-        <w:rPr>
-          <w:highlight w:val="yellow"/>
-          <w:rtl/>
-        </w:rPr>
-        <w:t xml:space="preserve">۱۴۰۴</w:t>
-      </w:r>
-      <w:r>
-        <w:rPr>
-          <w:rtl/>
-        </w:rPr>
-        <w:t xml:space="preserve">). شناسایی و اولویت‌بندی موانع فروش محصولات سبز در ترویج الگوی مصرف پایدار با استفاده از روش بهترین–بدترین و تودیم فازی. </w:t>
-      </w:r>
-      <w:r>
-        <w:rPr>
-          <w:i/>
-          <w:iCs/>
-          <w:rtl/>
-        </w:rPr>
-        <w:t xml:space="preserve">راهبردهای بازرگانی، ۳۱</w:t>
-      </w:r>
-      <w:r>
-        <w:rPr>
-          <w:rtl/>
-        </w:rPr>
-        <w:t xml:space="preserve">(۲۳)، </w:t>
-      </w:r>
-      <w:r>
-        <w:rPr>
-          <w:highlight w:val="yellow"/>
-          <w:rtl/>
-        </w:rPr>
-        <w:t xml:space="preserve">[صفحه‌ها]</w:t>
-      </w:r>
-      <w:r>
-        <w:rPr>
-          <w:rtl/>
-        </w:rPr>
-        <w:t xml:space="preserve">. </w:t>
-      </w:r>
-      <w:r>
-        <w:rPr>
-          <w:rFonts w:ascii="Times New Roman" w:hAnsi="Times New Roman" w:cs="Times New Roman" w:eastAsia="Times New Roman"/>
-        </w:rPr>
-        <w:t xml:space="preserve">https://doi.org/10.22070/cs.2025.20707.1440</w:t>
+        <w:t xml:space="preserve">محمدی، ح.، و ثانی‌حیدری، ع. (۱۳۹۵). عوامل مؤثر بر انتخاب نوع استراتژی بازاریابی محصولات صنایع غذایی در مراحل رشد و معرفی محصول (مطالعه موردی شهر مشهد). </w:t>
+      </w:r>
+      <w:r>
+        <w:rPr>
+          <w:i/>
+          <w:iCs/>
+          <w:rtl/>
+        </w:rPr>
+        <w:t xml:space="preserve">اقتصاد کشاورزی</w:t>
+      </w:r>
+      <w:r>
+        <w:rPr>
+          <w:rtl/>
+        </w:rPr>
+        <w:t xml:space="preserve">.</w:t>
       </w:r>
     </w:p>
     <w:p>
@@ -254,117 +377,21 @@
         <w:rPr>
           <w:rtl/>
         </w:rPr>
-        <w:t xml:space="preserve">فائقی، </w:t>
-      </w:r>
-      <w:r>
-        <w:rPr>
-          <w:highlight w:val="yellow"/>
-          <w:rtl/>
-        </w:rPr>
-        <w:t xml:space="preserve">[ن.]</w:t>
-      </w:r>
-      <w:r>
-        <w:rPr>
-          <w:rtl/>
-        </w:rPr>
-        <w:t xml:space="preserve">، سبزعلی یامقانی، </w:t>
-      </w:r>
-      <w:r>
-        <w:rPr>
-          <w:highlight w:val="yellow"/>
-          <w:rtl/>
-        </w:rPr>
-        <w:t xml:space="preserve">[ن.]</w:t>
-      </w:r>
-      <w:r>
-        <w:rPr>
-          <w:rtl/>
-        </w:rPr>
-        <w:t xml:space="preserve">، محضونی، </w:t>
-      </w:r>
-      <w:r>
-        <w:rPr>
-          <w:highlight w:val="yellow"/>
-          <w:rtl/>
-        </w:rPr>
-        <w:t xml:space="preserve">[ن.]</w:t>
-      </w:r>
-      <w:r>
-        <w:rPr>
-          <w:rtl/>
-        </w:rPr>
-        <w:t xml:space="preserve">، و احمدی، </w:t>
-      </w:r>
-      <w:r>
-        <w:rPr>
-          <w:highlight w:val="yellow"/>
-          <w:rtl/>
-        </w:rPr>
-        <w:t xml:space="preserve">[ن.]</w:t>
-      </w:r>
-      <w:r>
-        <w:rPr>
-          <w:rtl/>
-        </w:rPr>
-        <w:t xml:space="preserve"> (۱۴۰۳). </w:t>
-      </w:r>
-      <w:r>
-        <w:rPr>
-          <w:highlight w:val="yellow"/>
-          <w:rtl/>
-        </w:rPr>
-        <w:t xml:space="preserve">[عنوان مقاله]</w:t>
-      </w:r>
-      <w:r>
-        <w:rPr>
-          <w:rtl/>
-        </w:rPr>
-        <w:t xml:space="preserve">. </w:t>
-      </w:r>
-      <w:r>
-        <w:rPr>
-          <w:i/>
-          <w:iCs/>
-          <w:highlight w:val="yellow"/>
-          <w:rtl/>
-        </w:rPr>
-        <w:t xml:space="preserve">[نام نشریه]</w:t>
-      </w:r>
-      <w:r>
-        <w:rPr>
-          <w:i/>
-          <w:iCs/>
-          <w:rtl/>
-        </w:rPr>
-        <w:t xml:space="preserve">، </w:t>
-      </w:r>
-      <w:r>
-        <w:rPr>
-          <w:i/>
-          <w:iCs/>
-          <w:highlight w:val="yellow"/>
-          <w:rtl/>
-        </w:rPr>
-        <w:t xml:space="preserve">[دوره(شماره)]</w:t>
-      </w:r>
-      <w:r>
-        <w:rPr>
-          <w:rtl/>
-        </w:rPr>
-        <w:t xml:space="preserve">، </w:t>
-      </w:r>
-      <w:r>
-        <w:rPr>
-          <w:highlight w:val="yellow"/>
-          <w:rtl/>
-        </w:rPr>
-        <w:t xml:space="preserve">[صفحه‌ها]</w:t>
-      </w:r>
-      <w:r>
-        <w:rPr>
-          <w:rtl/>
-        </w:rPr>
-        <w:t xml:space="preserve">.</w:t>
+        <w:t xml:space="preserve">محمدی، ح.، ثانی‌حیدری، ع.، و شهرکی، ع. (۱۴۰۱). عوامل مؤثر بر انتخاب استراتژی بازاریابی در مراحل مختلف چرخه عمر محصول. </w:t>
+      </w:r>
+      <w:r>
+        <w:rPr>
+          <w:i/>
+          <w:iCs/>
+          <w:rtl/>
+        </w:rPr>
+        <w:t xml:space="preserve">اقتصاد و توسعه کشاورزی، ۳۶</w:t>
+      </w:r>
+      <w:r>
+        <w:rPr>
+          <w:rtl/>
+        </w:rPr>
+        <w:t xml:space="preserve">(۴)، ۳۳۷–۳۵۲.</w:t>
       </w:r>
     </w:p>
     <w:p>
@@ -377,40 +404,27 @@
         <w:rPr>
           <w:rtl/>
         </w:rPr>
-        <w:t xml:space="preserve">قلی‌پور، س.، حسینی، م.، و پیروز، ا. (۱۴۰۳). فرصت‌ها و چالش‌های تجارت محصولات غذایی ایران به بازار عمان. </w:t>
-      </w:r>
-      <w:r>
-        <w:rPr>
-          <w:i/>
-          <w:iCs/>
-          <w:rtl/>
-        </w:rPr>
-        <w:t xml:space="preserve">مطالعات کشورها، ۳</w:t>
-      </w:r>
-      <w:r>
-        <w:rPr>
-          <w:rtl/>
-        </w:rPr>
-        <w:t xml:space="preserve">(۲)، </w:t>
-      </w:r>
-      <w:r>
-        <w:rPr>
-          <w:highlight w:val="yellow"/>
-          <w:rtl/>
-        </w:rPr>
-        <w:t xml:space="preserve">[صفحه‌ها]</w:t>
-      </w:r>
-      <w:r>
-        <w:rPr>
-          <w:rtl/>
-        </w:rPr>
-        <w:t xml:space="preserve">. </w:t>
-      </w:r>
-      <w:r>
-        <w:rPr>
-          <w:rFonts w:ascii="Times New Roman" w:hAnsi="Times New Roman" w:cs="Times New Roman" w:eastAsia="Times New Roman"/>
-        </w:rPr>
-        <w:t xml:space="preserve">https://doi.org/10.22059/jcountst.2025.387432.1210</w:t>
+        <w:t xml:space="preserve">میثمی‌آزاد، ص.، حاجی‌ها، ع.، عبدالوند، م. ع.، و خیری، ب. (۱۴۰۰). طراحی الگوی برندسازی محصولات سبز در صنعت مواد غذایی. </w:t>
+      </w:r>
+      <w:r>
+        <w:rPr>
+          <w:i/>
+          <w:iCs/>
+          <w:rtl/>
+        </w:rPr>
+        <w:t xml:space="preserve">چشم‌انداز مدیریت بازرگانی، ۲۰</w:t>
+      </w:r>
+      <w:r>
+        <w:rPr>
+          <w:rtl/>
+        </w:rPr>
+        <w:t xml:space="preserve">(۴۷)، ۱۶۴–۱۸۸. </w:t>
+      </w:r>
+      <w:r>
+        <w:rPr>
+          <w:rFonts w:ascii="Times New Roman" w:hAnsi="Times New Roman" w:cs="Times New Roman" w:eastAsia="Times New Roman"/>
+        </w:rPr>
+        <w:t xml:space="preserve">https://doi.org/10.52547/jbmp.20.47.164</w:t>
       </w:r>
     </w:p>
     <w:p>
@@ -423,219 +437,6 @@
         <w:rPr>
           <w:rtl/>
         </w:rPr>
-        <w:t xml:space="preserve">کریمی، ا.، حسن‌پور، ح.، و مصدق‌خواه، م. (۱۴۰۳). ارائه الگوی تحلیل اختلالات و تاب‌آوری زنجیره تأمین مواد غذایی. </w:t>
-      </w:r>
-      <w:r>
-        <w:rPr>
-          <w:i/>
-          <w:iCs/>
-          <w:rtl/>
-        </w:rPr>
-        <w:t xml:space="preserve">بهبود مدیریت، ۱۸</w:t>
-      </w:r>
-      <w:r>
-        <w:rPr>
-          <w:rtl/>
-        </w:rPr>
-        <w:t xml:space="preserve">(۲)، ۴۸–۷۳. </w:t>
-      </w:r>
-      <w:r>
-        <w:rPr>
-          <w:rFonts w:ascii="Times New Roman" w:hAnsi="Times New Roman" w:cs="Times New Roman" w:eastAsia="Times New Roman"/>
-        </w:rPr>
-        <w:t xml:space="preserve">https://doi.org/10.22034/jmi.2024.449228.3074</w:t>
-      </w:r>
-    </w:p>
-    <w:p>
-      <w:pPr>
-        <w:bidi/>
-        <w:spacing w:after="140"/>
-        <w:ind w:left="567" w:hanging="567"/>
-      </w:pPr>
-      <w:r>
-        <w:rPr>
-          <w:rtl/>
-        </w:rPr>
-        <w:t xml:space="preserve">کنعانی، آ. (۱۳۹۴). اولویت‌بندی عوامل مؤثر بر بازاریابی و فروش محصول جدید در کسب‌وکارهای کوچک و متوسط حوزه زیست‌فناوری غذایی. </w:t>
-      </w:r>
-      <w:r>
-        <w:rPr>
-          <w:i/>
-          <w:iCs/>
-          <w:rtl/>
-        </w:rPr>
-        <w:t xml:space="preserve">توسعه کارآفرینی، ۸</w:t>
-      </w:r>
-      <w:r>
-        <w:rPr>
-          <w:rtl/>
-        </w:rPr>
-        <w:t xml:space="preserve">(۲)، ۳۳۳–۳۵۲.</w:t>
-      </w:r>
-    </w:p>
-    <w:p>
-      <w:pPr>
-        <w:bidi/>
-        <w:spacing w:after="140"/>
-        <w:ind w:left="567" w:hanging="567"/>
-      </w:pPr>
-      <w:r>
-        <w:rPr>
-          <w:rtl/>
-        </w:rPr>
-        <w:t xml:space="preserve">محسنی‌کبیر، ز.، موسوی‌کاشی، ز.، و سیدحسینی‌نیا، س. ش. (۱۴۰۳). تبیین مدل تاب‌آوری کسب‌وکارهای کوچک و متوسط در کشور ایران با رویکرد آمیخته ISM-FDEMATEL. </w:t>
-      </w:r>
-      <w:r>
-        <w:rPr>
-          <w:i/>
-          <w:iCs/>
-          <w:rtl/>
-        </w:rPr>
-        <w:t xml:space="preserve">فصلنامه انجمن علوم مدیریت ایران</w:t>
-      </w:r>
-      <w:r>
-        <w:rPr>
-          <w:rtl/>
-        </w:rPr>
-        <w:t xml:space="preserve">، </w:t>
-      </w:r>
-      <w:r>
-        <w:rPr>
-          <w:highlight w:val="yellow"/>
-          <w:rtl/>
-        </w:rPr>
-        <w:t xml:space="preserve">[دوره(شماره)، صفحه‌ها]</w:t>
-      </w:r>
-      <w:r>
-        <w:rPr>
-          <w:rtl/>
-        </w:rPr>
-        <w:t xml:space="preserve">.</w:t>
-      </w:r>
-    </w:p>
-    <w:p>
-      <w:pPr>
-        <w:bidi/>
-        <w:spacing w:after="140"/>
-        <w:ind w:left="567" w:hanging="567"/>
-      </w:pPr>
-      <w:r>
-        <w:rPr>
-          <w:rtl/>
-        </w:rPr>
-        <w:t xml:space="preserve">محمدی، ح.، و ثانی‌حیدری، ع. (۱۳۹۵). عوامل مؤثر بر انتخاب نوع استراتژی بازاریابی محصولات صنایع غذایی در مراحل رشد و معرفی محصول (مطالعه موردی شهر مشهد). </w:t>
-      </w:r>
-      <w:r>
-        <w:rPr>
-          <w:i/>
-          <w:iCs/>
-          <w:rtl/>
-        </w:rPr>
-        <w:t xml:space="preserve">اقتصاد کشاورزی</w:t>
-      </w:r>
-      <w:r>
-        <w:rPr>
-          <w:rtl/>
-        </w:rPr>
-        <w:t xml:space="preserve">، </w:t>
-      </w:r>
-      <w:r>
-        <w:rPr>
-          <w:highlight w:val="yellow"/>
-          <w:rtl/>
-        </w:rPr>
-        <w:t xml:space="preserve">[دوره(شماره)، صفحه‌ها]</w:t>
-      </w:r>
-      <w:r>
-        <w:rPr>
-          <w:rtl/>
-        </w:rPr>
-        <w:t xml:space="preserve">.</w:t>
-      </w:r>
-    </w:p>
-    <w:p>
-      <w:pPr>
-        <w:bidi/>
-        <w:spacing w:after="140"/>
-        <w:ind w:left="567" w:hanging="567"/>
-      </w:pPr>
-      <w:r>
-        <w:rPr>
-          <w:rtl/>
-        </w:rPr>
-        <w:t xml:space="preserve">محمدی، ح.، ثانی‌حیدری، ع.، و شهرکی، ع. (۱۴۰۱). عوامل مؤثر بر انتخاب استراتژی بازاریابی در مراحل مختلف چرخه عمر محصول. </w:t>
-      </w:r>
-      <w:r>
-        <w:rPr>
-          <w:i/>
-          <w:iCs/>
-          <w:rtl/>
-        </w:rPr>
-        <w:t xml:space="preserve">اقتصاد و توسعه کشاورزی، ۳۶</w:t>
-      </w:r>
-      <w:r>
-        <w:rPr>
-          <w:rtl/>
-        </w:rPr>
-        <w:t xml:space="preserve">(۴)، ۳۳۷–۳۵۲.</w:t>
-      </w:r>
-    </w:p>
-    <w:p>
-      <w:pPr>
-        <w:bidi/>
-        <w:spacing w:after="140"/>
-        <w:ind w:left="567" w:hanging="567"/>
-      </w:pPr>
-      <w:r>
-        <w:rPr>
-          <w:rtl/>
-        </w:rPr>
-        <w:t xml:space="preserve">میثمی‌آزاد، ص.، حاجی‌ها، ع.، عبدالوند، م. ع.، و خیری، ب. (</w:t>
-      </w:r>
-      <w:r>
-        <w:rPr>
-          <w:highlight w:val="yellow"/>
-          <w:rtl/>
-        </w:rPr>
-        <w:t xml:space="preserve">۱۴۰۰</w:t>
-      </w:r>
-      <w:r>
-        <w:rPr>
-          <w:rtl/>
-        </w:rPr>
-        <w:t xml:space="preserve">). طراحی الگوی برندسازی محصولات سبز در صنعت مواد غذایی. </w:t>
-      </w:r>
-      <w:r>
-        <w:rPr>
-          <w:i/>
-          <w:iCs/>
-          <w:rtl/>
-        </w:rPr>
-        <w:t xml:space="preserve">چشم‌انداز مدیریت بازرگانی، ۲۰</w:t>
-      </w:r>
-      <w:r>
-        <w:rPr>
-          <w:rtl/>
-        </w:rPr>
-        <w:t xml:space="preserve">(۴۷)، ۱۶۴–۱۸۸. </w:t>
-      </w:r>
-      <w:r>
-        <w:rPr>
-          <w:rFonts w:ascii="Times New Roman" w:hAnsi="Times New Roman" w:cs="Times New Roman" w:eastAsia="Times New Roman"/>
-        </w:rPr>
-        <w:t xml:space="preserve">https://doi.org/10.52547/jbmp.20.47.164</w:t>
-      </w:r>
-    </w:p>
-    <w:p>
-      <w:pPr>
-        <w:bidi/>
-        <w:spacing w:after="140"/>
-        <w:ind w:left="567" w:hanging="567"/>
-      </w:pPr>
-      <w:r>
-        <w:rPr>
-          <w:rtl/>
-        </w:rPr>
         <w:t xml:space="preserve">نجاتی، ن. (۱۴۰۰). بررسی اثرات اعمال استراتژی‌های بازاریابی دیجیتال در توسعه فروش محصولات صنایع غذایی. </w:t>
       </w:r>
       <w:r>
@@ -650,20 +451,7 @@
         <w:rPr>
           <w:rtl/>
         </w:rPr>
-        <w:t xml:space="preserve">، </w:t>
-      </w:r>
-      <w:r>
-        <w:rPr>
-          <w:highlight w:val="yellow"/>
-          <w:rtl/>
-        </w:rPr>
-        <w:t xml:space="preserve">[دوره]</w:t>
-      </w:r>
-      <w:r>
-        <w:rPr>
-          <w:rtl/>
-        </w:rPr>
-        <w:t xml:space="preserve">(۸)، ۲۳–۳۹.</w:t>
+        <w:t xml:space="preserve">، (۸)، ۲۳–۳۹.</w:t>
       </w:r>
     </w:p>
     <w:p>
@@ -854,6 +642,47 @@
           <w:sz w:val="24"/>
           <w:szCs w:val="24"/>
         </w:rPr>
+        <w:t xml:space="preserve">Braun, V., &amp; Clarke, V. (2006). Using thematic analysis in psychology. </w:t>
+      </w:r>
+      <w:r>
+        <w:rPr>
+          <w:rFonts w:ascii="Times New Roman" w:hAnsi="Times New Roman" w:cs="Times New Roman" w:eastAsia="Times New Roman"/>
+          <w:i/>
+          <w:iCs/>
+          <w:sz w:val="24"/>
+          <w:szCs w:val="24"/>
+        </w:rPr>
+        <w:t xml:space="preserve">Qualitative Research in Psychology, 3</w:t>
+      </w:r>
+      <w:r>
+        <w:rPr>
+          <w:rFonts w:ascii="Times New Roman" w:hAnsi="Times New Roman" w:cs="Times New Roman" w:eastAsia="Times New Roman"/>
+          <w:sz w:val="24"/>
+          <w:szCs w:val="24"/>
+        </w:rPr>
+        <w:t xml:space="preserve">(2), 77–101. </w:t>
+      </w:r>
+      <w:r>
+        <w:rPr>
+          <w:rFonts w:ascii="Times New Roman" w:hAnsi="Times New Roman" w:cs="Times New Roman" w:eastAsia="Times New Roman"/>
+          <w:sz w:val="24"/>
+          <w:szCs w:val="24"/>
+        </w:rPr>
+        <w:t xml:space="preserve">https://doi.org/10.1191/1478088706qp063oa</w:t>
+      </w:r>
+    </w:p>
+    <w:p>
+      <w:pPr>
+        <w:spacing w:after="140"/>
+        <w:ind w:left="567" w:hanging="567"/>
+        <w:jc w:val="left"/>
+      </w:pPr>
+      <w:r>
+        <w:rPr>
+          <w:rFonts w:ascii="Times New Roman" w:hAnsi="Times New Roman" w:cs="Times New Roman" w:eastAsia="Times New Roman"/>
+          <w:sz w:val="24"/>
+          <w:szCs w:val="24"/>
+        </w:rPr>
         <w:t xml:space="preserve">Braun, V., &amp; Clarke, V. (2021). </w:t>
       </w:r>
       <w:r>
@@ -1042,17 +871,8 @@
           <w:rFonts w:ascii="Times New Roman" w:hAnsi="Times New Roman" w:cs="Times New Roman" w:eastAsia="Times New Roman"/>
           <w:sz w:val="24"/>
           <w:szCs w:val="24"/>
-          <w:highlight w:val="yellow"/>
-        </w:rPr>
-        <w:t xml:space="preserve">Kotler, P., Keller, K. L., &amp; Chernev, A.</w:t>
-      </w:r>
-      <w:r>
-        <w:rPr>
-          <w:rFonts w:ascii="Times New Roman" w:hAnsi="Times New Roman" w:cs="Times New Roman" w:eastAsia="Times New Roman"/>
-          <w:sz w:val="24"/>
-          <w:szCs w:val="24"/>
-        </w:rPr>
-        <w:t xml:space="preserve"> (2021). </w:t>
+        </w:rPr>
+        <w:t xml:space="preserve">Kotler, P., Keller, K. L., &amp; Chernev, A. (2022). </w:t>
       </w:r>
       <w:r>
         <w:rPr>
@@ -1070,24 +890,7 @@
           <w:sz w:val="24"/>
           <w:szCs w:val="24"/>
         </w:rPr>
-        <w:t xml:space="preserve"> (</w:t>
-      </w:r>
-      <w:r>
-        <w:rPr>
-          <w:rFonts w:ascii="Times New Roman" w:hAnsi="Times New Roman" w:cs="Times New Roman" w:eastAsia="Times New Roman"/>
-          <w:sz w:val="24"/>
-          <w:szCs w:val="24"/>
-          <w:highlight w:val="yellow"/>
-        </w:rPr>
-        <w:t xml:space="preserve">16th</w:t>
-      </w:r>
-      <w:r>
-        <w:rPr>
-          <w:rFonts w:ascii="Times New Roman" w:hAnsi="Times New Roman" w:cs="Times New Roman" w:eastAsia="Times New Roman"/>
-          <w:sz w:val="24"/>
-          <w:szCs w:val="24"/>
-        </w:rPr>
-        <w:t xml:space="preserve"> ed.). Pearson Education.</w:t>
+        <w:t xml:space="preserve"> (16th ed.). Pearson Education.</w:t>
       </w:r>
     </w:p>
     <w:p>
@@ -1243,7 +1046,7 @@
           <w:sz w:val="24"/>
           <w:szCs w:val="24"/>
         </w:rPr>
-        <w:t xml:space="preserve">, 1–18. </w:t>
+        <w:t xml:space="preserve">, Article 16094069231205789. </w:t>
       </w:r>
       <w:r>
         <w:rPr>
@@ -1399,24 +1202,7 @@
           <w:sz w:val="24"/>
           <w:szCs w:val="24"/>
         </w:rPr>
-        <w:t xml:space="preserve">, Article </w:t>
-      </w:r>
-      <w:r>
-        <w:rPr>
-          <w:rFonts w:ascii="Times New Roman" w:hAnsi="Times New Roman" w:cs="Times New Roman" w:eastAsia="Times New Roman"/>
-          <w:sz w:val="24"/>
-          <w:szCs w:val="24"/>
-          <w:highlight w:val="yellow"/>
-        </w:rPr>
-        <w:t xml:space="preserve">14</w:t>
-      </w:r>
-      <w:r>
-        <w:rPr>
-          <w:rFonts w:ascii="Times New Roman" w:hAnsi="Times New Roman" w:cs="Times New Roman" w:eastAsia="Times New Roman"/>
-          <w:sz w:val="24"/>
-          <w:szCs w:val="24"/>
-        </w:rPr>
-        <w:t xml:space="preserve">. </w:t>
+        <w:t xml:space="preserve">, Article 14. </w:t>
       </w:r>
       <w:r>
         <w:rPr>

--- a/references_list.docx
+++ b/references_list.docx
@@ -145,19 +145,19 @@
           <w:iCs/>
           <w:rtl/>
         </w:rPr>
-        <w:t xml:space="preserve">ارزش‌آفرینی در مدیریت کسب‌وکار</w:t>
-      </w:r>
-      <w:r>
-        <w:rPr>
-          <w:rtl/>
-        </w:rPr>
-        <w:t xml:space="preserve">. </w:t>
-      </w:r>
-      <w:r>
-        <w:rPr>
-          <w:rFonts w:ascii="Times New Roman" w:hAnsi="Times New Roman" w:cs="Times New Roman" w:eastAsia="Times New Roman"/>
-        </w:rPr>
-        <w:t xml:space="preserve">https://jvcbm.ir/article_200290.html</w:t>
+        <w:t xml:space="preserve">ارزش‌آفرینی در مدیریت کسب‌وکار، ۴</w:t>
+      </w:r>
+      <w:r>
+        <w:rPr>
+          <w:rtl/>
+        </w:rPr>
+        <w:t xml:space="preserve">(۴)، ۳۳۷–۳۶۲. </w:t>
+      </w:r>
+      <w:r>
+        <w:rPr>
+          <w:rFonts w:ascii="Times New Roman" w:hAnsi="Times New Roman" w:cs="Times New Roman" w:eastAsia="Times New Roman"/>
+        </w:rPr>
+        <w:t xml:space="preserve">https://doi.org/10.22034/jvcbm.2024.463254.1400</w:t>
       </w:r>
     </w:p>
     <w:p>
@@ -331,13 +331,19 @@
           <w:iCs/>
           <w:rtl/>
         </w:rPr>
-        <w:t xml:space="preserve">فصلنامه انجمن علوم مدیریت ایران</w:t>
-      </w:r>
-      <w:r>
-        <w:rPr>
-          <w:rtl/>
-        </w:rPr>
-        <w:t xml:space="preserve">.</w:t>
+        <w:t xml:space="preserve">فصلنامه انجمن علوم مدیریت ایران، ۱۹</w:t>
+      </w:r>
+      <w:r>
+        <w:rPr>
+          <w:rtl/>
+        </w:rPr>
+        <w:t xml:space="preserve">(۷۳)، ۵۷–۹۸. </w:t>
+      </w:r>
+      <w:r>
+        <w:rPr>
+          <w:rFonts w:ascii="Times New Roman" w:hAnsi="Times New Roman" w:cs="Times New Roman" w:eastAsia="Times New Roman"/>
+        </w:rPr>
+        <w:t xml:space="preserve">https://journal.iams.ir/article_419.html</w:t>
       </w:r>
     </w:p>
     <w:p>
@@ -358,13 +364,19 @@
           <w:iCs/>
           <w:rtl/>
         </w:rPr>
-        <w:t xml:space="preserve">اقتصاد کشاورزی</w:t>
-      </w:r>
-      <w:r>
-        <w:rPr>
-          <w:rtl/>
-        </w:rPr>
-        <w:t xml:space="preserve">.</w:t>
+        <w:t xml:space="preserve">اقتصاد کشاورزی، ۱۰</w:t>
+      </w:r>
+      <w:r>
+        <w:rPr>
+          <w:rtl/>
+        </w:rPr>
+        <w:t xml:space="preserve">(۴). </w:t>
+      </w:r>
+      <w:r>
+        <w:rPr>
+          <w:rFonts w:ascii="Times New Roman" w:hAnsi="Times New Roman" w:cs="Times New Roman" w:eastAsia="Times New Roman"/>
+        </w:rPr>
+        <w:t xml:space="preserve">https://www.iranianjae.ir/article_22019.html</w:t>
       </w:r>
     </w:p>
     <w:p>
@@ -391,7 +403,13 @@
         <w:rPr>
           <w:rtl/>
         </w:rPr>
-        <w:t xml:space="preserve">(۴)، ۳۳۷–۳۵۲.</w:t>
+        <w:t xml:space="preserve">(۴)، ۳۳۷–۳۵۲. </w:t>
+      </w:r>
+      <w:r>
+        <w:rPr>
+          <w:rFonts w:ascii="Times New Roman" w:hAnsi="Times New Roman" w:cs="Times New Roman" w:eastAsia="Times New Roman"/>
+        </w:rPr>
+        <w:t xml:space="preserve">https://doi.org/10.22067/jead.2022.17748.0</w:t>
       </w:r>
     </w:p>
     <w:p>
@@ -445,13 +463,19 @@
           <w:iCs/>
           <w:rtl/>
         </w:rPr>
-        <w:t xml:space="preserve">مدیریت، اقتصاد و کارآفرینی</w:t>
-      </w:r>
-      <w:r>
-        <w:rPr>
-          <w:rtl/>
-        </w:rPr>
-        <w:t xml:space="preserve">، (۸)، ۲۳–۳۹.</w:t>
+        <w:t xml:space="preserve">مطالعات مدیریت، اقتصاد و کارآفرینی، ۲</w:t>
+      </w:r>
+      <w:r>
+        <w:rPr>
+          <w:rtl/>
+        </w:rPr>
+        <w:t xml:space="preserve">(۴)، ۲۲–۳۸. </w:t>
+      </w:r>
+      <w:r>
+        <w:rPr>
+          <w:rFonts w:ascii="Times New Roman" w:hAnsi="Times New Roman" w:cs="Times New Roman" w:eastAsia="Times New Roman"/>
+        </w:rPr>
+        <w:t xml:space="preserve">https://doi.org/10.22034/jmek.2021.143779</w:t>
       </w:r>
     </w:p>
     <w:p>
@@ -905,6 +929,47 @@
           <w:sz w:val="24"/>
           <w:szCs w:val="24"/>
         </w:rPr>
+        <w:t xml:space="preserve">Landjohou, G., &amp; Christopher, E. (2026). The impact of digital marketing on small and medium enterprises (SMEs) growth: A systematic review. </w:t>
+      </w:r>
+      <w:r>
+        <w:rPr>
+          <w:rFonts w:ascii="Times New Roman" w:hAnsi="Times New Roman" w:cs="Times New Roman" w:eastAsia="Times New Roman"/>
+          <w:i/>
+          <w:iCs/>
+          <w:sz w:val="24"/>
+          <w:szCs w:val="24"/>
+        </w:rPr>
+        <w:t xml:space="preserve">International Journal on Recent Trends in Business and Tourism, 10</w:t>
+      </w:r>
+      <w:r>
+        <w:rPr>
+          <w:rFonts w:ascii="Times New Roman" w:hAnsi="Times New Roman" w:cs="Times New Roman" w:eastAsia="Times New Roman"/>
+          <w:sz w:val="24"/>
+          <w:szCs w:val="24"/>
+        </w:rPr>
+        <w:t xml:space="preserve">(1), 1–18. </w:t>
+      </w:r>
+      <w:r>
+        <w:rPr>
+          <w:rFonts w:ascii="Times New Roman" w:hAnsi="Times New Roman" w:cs="Times New Roman" w:eastAsia="Times New Roman"/>
+          <w:sz w:val="24"/>
+          <w:szCs w:val="24"/>
+        </w:rPr>
+        <w:t xml:space="preserve">https://doi.org/10.31674/ijrtbt.2026.v010i01.001</w:t>
+      </w:r>
+    </w:p>
+    <w:p>
+      <w:pPr>
+        <w:spacing w:after="140"/>
+        <w:ind w:left="567" w:hanging="567"/>
+        <w:jc w:val="left"/>
+      </w:pPr>
+      <w:r>
+        <w:rPr>
+          <w:rFonts w:ascii="Times New Roman" w:hAnsi="Times New Roman" w:cs="Times New Roman" w:eastAsia="Times New Roman"/>
+          <w:sz w:val="24"/>
+          <w:szCs w:val="24"/>
+        </w:rPr>
         <w:t xml:space="preserve">Mammen, J., Alessandri, T. M., &amp; Weiss, M. (2021). The risk implications of diversification: Integrating the effects of product and geographic diversification. </w:t>
       </w:r>
       <w:r>
@@ -1211,6 +1276,47 @@
           <w:szCs w:val="24"/>
         </w:rPr>
         <w:t xml:space="preserve">https://doi.org/10.1186/s13643-024-02738-3</w:t>
+      </w:r>
+    </w:p>
+    <w:p>
+      <w:pPr>
+        <w:spacing w:after="140"/>
+        <w:ind w:left="567" w:hanging="567"/>
+        <w:jc w:val="left"/>
+      </w:pPr>
+      <w:r>
+        <w:rPr>
+          <w:rFonts w:ascii="Times New Roman" w:hAnsi="Times New Roman" w:cs="Times New Roman" w:eastAsia="Times New Roman"/>
+          <w:sz w:val="24"/>
+          <w:szCs w:val="24"/>
+        </w:rPr>
+        <w:t xml:space="preserve">Schmidt, R. C. (1997). Managing Delphi surveys using nonparametric statistical techniques. </w:t>
+      </w:r>
+      <w:r>
+        <w:rPr>
+          <w:rFonts w:ascii="Times New Roman" w:hAnsi="Times New Roman" w:cs="Times New Roman" w:eastAsia="Times New Roman"/>
+          <w:i/>
+          <w:iCs/>
+          <w:sz w:val="24"/>
+          <w:szCs w:val="24"/>
+        </w:rPr>
+        <w:t xml:space="preserve">Decision Sciences, 28</w:t>
+      </w:r>
+      <w:r>
+        <w:rPr>
+          <w:rFonts w:ascii="Times New Roman" w:hAnsi="Times New Roman" w:cs="Times New Roman" w:eastAsia="Times New Roman"/>
+          <w:sz w:val="24"/>
+          <w:szCs w:val="24"/>
+        </w:rPr>
+        <w:t xml:space="preserve">(3), 763–774. </w:t>
+      </w:r>
+      <w:r>
+        <w:rPr>
+          <w:rFonts w:ascii="Times New Roman" w:hAnsi="Times New Roman" w:cs="Times New Roman" w:eastAsia="Times New Roman"/>
+          <w:sz w:val="24"/>
+          <w:szCs w:val="24"/>
+        </w:rPr>
+        <w:t xml:space="preserve">https://doi.org/10.1111/j.1540-5915.1997.tb01330.x</w:t>
       </w:r>
     </w:p>
     <w:p>

--- a/references_list.docx
+++ b/references_list.docx
@@ -42,6 +42,8 @@
       </w:pPr>
       <w:r>
         <w:rPr>
+          <w:sz w:val="24"/>
+          <w:szCs w:val="24"/>
           <w:rtl/>
         </w:rPr>
         <w:t xml:space="preserve">آسیابانی، ن.، کاظم‌پور کهریز، ا.، حسنی‌مقدم، م.، دوراندیش، آ.، و قاسمی، ا. (۱۴۰۴). ارزیابی پایداری ترجیحات مصرف‌کنندگان برنج در کشور. </w:t>
@@ -50,12 +52,16 @@
         <w:rPr>
           <w:i/>
           <w:iCs/>
+          <w:sz w:val="24"/>
+          <w:szCs w:val="24"/>
           <w:rtl/>
         </w:rPr>
         <w:t xml:space="preserve">اقتصاد و توسعه کشاورزی، ۳۹</w:t>
       </w:r>
       <w:r>
         <w:rPr>
+          <w:sz w:val="24"/>
+          <w:szCs w:val="24"/>
           <w:rtl/>
         </w:rPr>
         <w:t xml:space="preserve">(۳)، ۲۷۳–۲۸۹. </w:t>
@@ -63,6 +69,8 @@
       <w:r>
         <w:rPr>
           <w:rFonts w:ascii="Times New Roman" w:hAnsi="Times New Roman" w:cs="Times New Roman" w:eastAsia="Times New Roman"/>
+          <w:sz w:val="24"/>
+          <w:szCs w:val="24"/>
         </w:rPr>
         <w:t xml:space="preserve">https://doi.org/10.22067/jead.2025.93036.1343</w:t>
       </w:r>
@@ -75,6 +83,8 @@
       </w:pPr>
       <w:r>
         <w:rPr>
+          <w:sz w:val="24"/>
+          <w:szCs w:val="24"/>
           <w:rtl/>
         </w:rPr>
         <w:t xml:space="preserve">اسکندری، م.، دارابی، م.، و اصغری، ح. (۱۴۰۴). شناسایی و ارزیابی موانع حوزه فروش به‌منظور کاهش بحران‌های زنجیره تأمین مواد غذایی. </w:t>
@@ -83,12 +93,16 @@
         <w:rPr>
           <w:i/>
           <w:iCs/>
+          <w:sz w:val="24"/>
+          <w:szCs w:val="24"/>
           <w:rtl/>
         </w:rPr>
         <w:t xml:space="preserve">مدیریت زنجیره تأمین، ۲۷</w:t>
       </w:r>
       <w:r>
         <w:rPr>
+          <w:sz w:val="24"/>
+          <w:szCs w:val="24"/>
           <w:rtl/>
         </w:rPr>
         <w:t xml:space="preserve">(۱، پیاپی ۸۶)، ۱۹–۲۹.</w:t>
@@ -102,6 +116,8 @@
       </w:pPr>
       <w:r>
         <w:rPr>
+          <w:sz w:val="24"/>
+          <w:szCs w:val="24"/>
           <w:rtl/>
         </w:rPr>
         <w:t xml:space="preserve">خبرگزاری مهر. (۱۹ اردیبهشت ۱۴۰۳). </w:t>
@@ -110,12 +126,16 @@
         <w:rPr>
           <w:i/>
           <w:iCs/>
+          <w:sz w:val="24"/>
+          <w:szCs w:val="24"/>
           <w:rtl/>
         </w:rPr>
         <w:t xml:space="preserve">سهم ۰٫۳ درصدی ایران از صادرات صنایع غذایی جهان</w:t>
       </w:r>
       <w:r>
         <w:rPr>
+          <w:sz w:val="24"/>
+          <w:szCs w:val="24"/>
           <w:rtl/>
         </w:rPr>
         <w:t xml:space="preserve">. </w:t>
@@ -123,6 +143,8 @@
       <w:r>
         <w:rPr>
           <w:rFonts w:ascii="Times New Roman" w:hAnsi="Times New Roman" w:cs="Times New Roman" w:eastAsia="Times New Roman"/>
+          <w:sz w:val="24"/>
+          <w:szCs w:val="24"/>
         </w:rPr>
         <w:t xml:space="preserve">https://www.mehrnews.com/news/6100732</w:t>
       </w:r>
@@ -135,6 +157,8 @@
       </w:pPr>
       <w:r>
         <w:rPr>
+          <w:sz w:val="24"/>
+          <w:szCs w:val="24"/>
           <w:rtl/>
         </w:rPr>
         <w:t xml:space="preserve">سیدغفوری، س.، ناصحی‌فر، و.، و عسکری، ف. (۱۴۰۳). شناسایی عوامل مؤثر بر استراتژی توزیع در صنایع غذایی با نگرش بازاریابی و فروش آنلاین (فراترکیب). </w:t>
@@ -143,12 +167,16 @@
         <w:rPr>
           <w:i/>
           <w:iCs/>
+          <w:sz w:val="24"/>
+          <w:szCs w:val="24"/>
           <w:rtl/>
         </w:rPr>
         <w:t xml:space="preserve">ارزش‌آفرینی در مدیریت کسب‌وکار، ۴</w:t>
       </w:r>
       <w:r>
         <w:rPr>
+          <w:sz w:val="24"/>
+          <w:szCs w:val="24"/>
           <w:rtl/>
         </w:rPr>
         <w:t xml:space="preserve">(۴)، ۳۳۷–۳۶۲. </w:t>
@@ -156,6 +184,8 @@
       <w:r>
         <w:rPr>
           <w:rFonts w:ascii="Times New Roman" w:hAnsi="Times New Roman" w:cs="Times New Roman" w:eastAsia="Times New Roman"/>
+          <w:sz w:val="24"/>
+          <w:szCs w:val="24"/>
         </w:rPr>
         <w:t xml:space="preserve">https://doi.org/10.22034/jvcbm.2024.463254.1400</w:t>
       </w:r>
@@ -168,6 +198,8 @@
       </w:pPr>
       <w:r>
         <w:rPr>
+          <w:sz w:val="24"/>
+          <w:szCs w:val="24"/>
           <w:rtl/>
         </w:rPr>
         <w:t xml:space="preserve">صفری، م.، و اسماعیل‌نژاد، د. (۱۴۰۳). شناسایی و اولویت‌بندی موانع فروش محصولات سبز در ترویج الگوی مصرف پایدار با استفاده از روش بهترین–بدترین و تودیم فازی. </w:t>
@@ -176,12 +208,16 @@
         <w:rPr>
           <w:i/>
           <w:iCs/>
+          <w:sz w:val="24"/>
+          <w:szCs w:val="24"/>
           <w:rtl/>
         </w:rPr>
         <w:t xml:space="preserve">راهبردهای بازرگانی، ۳۱</w:t>
       </w:r>
       <w:r>
         <w:rPr>
+          <w:sz w:val="24"/>
+          <w:szCs w:val="24"/>
           <w:rtl/>
         </w:rPr>
         <w:t xml:space="preserve">(۲۳). </w:t>
@@ -189,6 +225,8 @@
       <w:r>
         <w:rPr>
           <w:rFonts w:ascii="Times New Roman" w:hAnsi="Times New Roman" w:cs="Times New Roman" w:eastAsia="Times New Roman"/>
+          <w:sz w:val="24"/>
+          <w:szCs w:val="24"/>
         </w:rPr>
         <w:t xml:space="preserve">https://doi.org/10.22070/cs.2025.20707.1440</w:t>
       </w:r>
@@ -201,6 +239,8 @@
       </w:pPr>
       <w:r>
         <w:rPr>
+          <w:sz w:val="24"/>
+          <w:szCs w:val="24"/>
           <w:rtl/>
         </w:rPr>
         <w:t xml:space="preserve">فائقی، م.، سبزعلی یمقانی، ک.، محزونی، م.، و احمدی، م. (۱۴۰۳). اولویت‌بندی عوامل اثرگذار تکنیک‌های بازاریابی عصبی در تولید پایدار (مورد مطالعه صنایع غذایی ایران). </w:t>
@@ -209,12 +249,16 @@
         <w:rPr>
           <w:i/>
           <w:iCs/>
+          <w:sz w:val="24"/>
+          <w:szCs w:val="24"/>
           <w:rtl/>
         </w:rPr>
         <w:t xml:space="preserve">مدیریت بازاریابی هوشمند، ۵</w:t>
       </w:r>
       <w:r>
         <w:rPr>
+          <w:sz w:val="24"/>
+          <w:szCs w:val="24"/>
           <w:rtl/>
         </w:rPr>
         <w:t xml:space="preserve">(۲)، ۶۵–۱۰۰.</w:t>
@@ -228,6 +272,8 @@
       </w:pPr>
       <w:r>
         <w:rPr>
+          <w:sz w:val="24"/>
+          <w:szCs w:val="24"/>
           <w:rtl/>
         </w:rPr>
         <w:t xml:space="preserve">قلی‌پور، س.، حسینی، م.، و پیروز، ا. (۱۴۰۳). فرصت‌ها و چالش‌های تجارت محصولات غذایی ایران به بازار عمان. </w:t>
@@ -236,12 +282,16 @@
         <w:rPr>
           <w:i/>
           <w:iCs/>
+          <w:sz w:val="24"/>
+          <w:szCs w:val="24"/>
           <w:rtl/>
         </w:rPr>
         <w:t xml:space="preserve">مطالعات کشورها، ۳</w:t>
       </w:r>
       <w:r>
         <w:rPr>
+          <w:sz w:val="24"/>
+          <w:szCs w:val="24"/>
           <w:rtl/>
         </w:rPr>
         <w:t xml:space="preserve">(۲). </w:t>
@@ -249,6 +299,8 @@
       <w:r>
         <w:rPr>
           <w:rFonts w:ascii="Times New Roman" w:hAnsi="Times New Roman" w:cs="Times New Roman" w:eastAsia="Times New Roman"/>
+          <w:sz w:val="24"/>
+          <w:szCs w:val="24"/>
         </w:rPr>
         <w:t xml:space="preserve">https://doi.org/10.22059/jcountst.2025.387432.1210</w:t>
       </w:r>
@@ -261,6 +313,8 @@
       </w:pPr>
       <w:r>
         <w:rPr>
+          <w:sz w:val="24"/>
+          <w:szCs w:val="24"/>
           <w:rtl/>
         </w:rPr>
         <w:t xml:space="preserve">کریمی، ا.، حسن‌پور، ح.، و مصدق‌خواه، م. (۱۴۰۳). ارائه الگوی تحلیل اختلالات و تاب‌آوری زنجیره تأمین مواد غذایی. </w:t>
@@ -269,12 +323,16 @@
         <w:rPr>
           <w:i/>
           <w:iCs/>
+          <w:sz w:val="24"/>
+          <w:szCs w:val="24"/>
           <w:rtl/>
         </w:rPr>
         <w:t xml:space="preserve">بهبود مدیریت، ۱۸</w:t>
       </w:r>
       <w:r>
         <w:rPr>
+          <w:sz w:val="24"/>
+          <w:szCs w:val="24"/>
           <w:rtl/>
         </w:rPr>
         <w:t xml:space="preserve">(۲)، ۴۸–۷۳. </w:t>
@@ -282,6 +340,8 @@
       <w:r>
         <w:rPr>
           <w:rFonts w:ascii="Times New Roman" w:hAnsi="Times New Roman" w:cs="Times New Roman" w:eastAsia="Times New Roman"/>
+          <w:sz w:val="24"/>
+          <w:szCs w:val="24"/>
         </w:rPr>
         <w:t xml:space="preserve">https://doi.org/10.22034/jmi.2024.449228.3074</w:t>
       </w:r>
@@ -294,6 +354,8 @@
       </w:pPr>
       <w:r>
         <w:rPr>
+          <w:sz w:val="24"/>
+          <w:szCs w:val="24"/>
           <w:rtl/>
         </w:rPr>
         <w:t xml:space="preserve">کنعانی، آ. (۱۳۹۴). اولویت‌بندی عوامل مؤثر بر بازاریابی و فروش محصول جدید در کسب‌وکارهای کوچک و متوسط حوزه زیست‌فناوری غذایی. </w:t>
@@ -302,12 +364,16 @@
         <w:rPr>
           <w:i/>
           <w:iCs/>
+          <w:sz w:val="24"/>
+          <w:szCs w:val="24"/>
           <w:rtl/>
         </w:rPr>
         <w:t xml:space="preserve">توسعه کارآفرینی، ۸</w:t>
       </w:r>
       <w:r>
         <w:rPr>
+          <w:sz w:val="24"/>
+          <w:szCs w:val="24"/>
           <w:rtl/>
         </w:rPr>
         <w:t xml:space="preserve">(۲)، ۳۳۳–۳۵۲.</w:t>
@@ -321,6 +387,8 @@
       </w:pPr>
       <w:r>
         <w:rPr>
+          <w:sz w:val="24"/>
+          <w:szCs w:val="24"/>
           <w:rtl/>
         </w:rPr>
         <w:t xml:space="preserve">محسنی‌کبیر، ز.، موسوی‌کاشی، ز.، و سیدحسینی‌نیا، س. ش. (۱۴۰۳). تبیین مدل تاب‌آوری کسب‌وکارهای کوچک و متوسط در کشور ایران با رویکرد آمیخته ISM-FDEMATEL. </w:t>
@@ -329,12 +397,16 @@
         <w:rPr>
           <w:i/>
           <w:iCs/>
+          <w:sz w:val="24"/>
+          <w:szCs w:val="24"/>
           <w:rtl/>
         </w:rPr>
         <w:t xml:space="preserve">فصلنامه انجمن علوم مدیریت ایران، ۱۹</w:t>
       </w:r>
       <w:r>
         <w:rPr>
+          <w:sz w:val="24"/>
+          <w:szCs w:val="24"/>
           <w:rtl/>
         </w:rPr>
         <w:t xml:space="preserve">(۷۳)، ۵۷–۹۸. </w:t>
@@ -342,6 +414,8 @@
       <w:r>
         <w:rPr>
           <w:rFonts w:ascii="Times New Roman" w:hAnsi="Times New Roman" w:cs="Times New Roman" w:eastAsia="Times New Roman"/>
+          <w:sz w:val="24"/>
+          <w:szCs w:val="24"/>
         </w:rPr>
         <w:t xml:space="preserve">https://journal.iams.ir/article_419.html</w:t>
       </w:r>
@@ -354,6 +428,8 @@
       </w:pPr>
       <w:r>
         <w:rPr>
+          <w:sz w:val="24"/>
+          <w:szCs w:val="24"/>
           <w:rtl/>
         </w:rPr>
         <w:t xml:space="preserve">محمدی، ح.، و ثانی‌حیدری، ع. (۱۳۹۵). عوامل مؤثر بر انتخاب نوع استراتژی بازاریابی محصولات صنایع غذایی در مراحل رشد و معرفی محصول (مطالعه موردی شهر مشهد). </w:t>
@@ -362,12 +438,16 @@
         <w:rPr>
           <w:i/>
           <w:iCs/>
+          <w:sz w:val="24"/>
+          <w:szCs w:val="24"/>
           <w:rtl/>
         </w:rPr>
         <w:t xml:space="preserve">اقتصاد کشاورزی، ۱۰</w:t>
       </w:r>
       <w:r>
         <w:rPr>
+          <w:sz w:val="24"/>
+          <w:szCs w:val="24"/>
           <w:rtl/>
         </w:rPr>
         <w:t xml:space="preserve">(۴). </w:t>
@@ -375,6 +455,8 @@
       <w:r>
         <w:rPr>
           <w:rFonts w:ascii="Times New Roman" w:hAnsi="Times New Roman" w:cs="Times New Roman" w:eastAsia="Times New Roman"/>
+          <w:sz w:val="24"/>
+          <w:szCs w:val="24"/>
         </w:rPr>
         <w:t xml:space="preserve">https://www.iranianjae.ir/article_22019.html</w:t>
       </w:r>
@@ -387,6 +469,8 @@
       </w:pPr>
       <w:r>
         <w:rPr>
+          <w:sz w:val="24"/>
+          <w:szCs w:val="24"/>
           <w:rtl/>
         </w:rPr>
         <w:t xml:space="preserve">محمدی، ح.، ثانی‌حیدری، ع.، و شهرکی، ع. (۱۴۰۱). عوامل مؤثر بر انتخاب استراتژی بازاریابی در مراحل مختلف چرخه عمر محصول. </w:t>
@@ -395,12 +479,16 @@
         <w:rPr>
           <w:i/>
           <w:iCs/>
+          <w:sz w:val="24"/>
+          <w:szCs w:val="24"/>
           <w:rtl/>
         </w:rPr>
         <w:t xml:space="preserve">اقتصاد و توسعه کشاورزی، ۳۶</w:t>
       </w:r>
       <w:r>
         <w:rPr>
+          <w:sz w:val="24"/>
+          <w:szCs w:val="24"/>
           <w:rtl/>
         </w:rPr>
         <w:t xml:space="preserve">(۴)، ۳۳۷–۳۵۲. </w:t>
@@ -408,6 +496,8 @@
       <w:r>
         <w:rPr>
           <w:rFonts w:ascii="Times New Roman" w:hAnsi="Times New Roman" w:cs="Times New Roman" w:eastAsia="Times New Roman"/>
+          <w:sz w:val="24"/>
+          <w:szCs w:val="24"/>
         </w:rPr>
         <w:t xml:space="preserve">https://doi.org/10.22067/jead.2022.17748.0</w:t>
       </w:r>
@@ -420,6 +510,8 @@
       </w:pPr>
       <w:r>
         <w:rPr>
+          <w:sz w:val="24"/>
+          <w:szCs w:val="24"/>
           <w:rtl/>
         </w:rPr>
         <w:t xml:space="preserve">میثمی‌آزاد، ص.، حاجی‌ها، ع.، عبدالوند، م. ع.، و خیری، ب. (۱۴۰۰). طراحی الگوی برندسازی محصولات سبز در صنعت مواد غذایی. </w:t>
@@ -428,12 +520,16 @@
         <w:rPr>
           <w:i/>
           <w:iCs/>
+          <w:sz w:val="24"/>
+          <w:szCs w:val="24"/>
           <w:rtl/>
         </w:rPr>
         <w:t xml:space="preserve">چشم‌انداز مدیریت بازرگانی، ۲۰</w:t>
       </w:r>
       <w:r>
         <w:rPr>
+          <w:sz w:val="24"/>
+          <w:szCs w:val="24"/>
           <w:rtl/>
         </w:rPr>
         <w:t xml:space="preserve">(۴۷)، ۱۶۴–۱۸۸. </w:t>
@@ -441,6 +537,8 @@
       <w:r>
         <w:rPr>
           <w:rFonts w:ascii="Times New Roman" w:hAnsi="Times New Roman" w:cs="Times New Roman" w:eastAsia="Times New Roman"/>
+          <w:sz w:val="24"/>
+          <w:szCs w:val="24"/>
         </w:rPr>
         <w:t xml:space="preserve">https://doi.org/10.52547/jbmp.20.47.164</w:t>
       </w:r>
@@ -453,6 +551,8 @@
       </w:pPr>
       <w:r>
         <w:rPr>
+          <w:sz w:val="24"/>
+          <w:szCs w:val="24"/>
           <w:rtl/>
         </w:rPr>
         <w:t xml:space="preserve">نجاتی، ن. (۱۴۰۰). بررسی اثرات اعمال استراتژی‌های بازاریابی دیجیتال در توسعه فروش محصولات صنایع غذایی. </w:t>
@@ -461,12 +561,16 @@
         <w:rPr>
           <w:i/>
           <w:iCs/>
+          <w:sz w:val="24"/>
+          <w:szCs w:val="24"/>
           <w:rtl/>
         </w:rPr>
         <w:t xml:space="preserve">مطالعات مدیریت، اقتصاد و کارآفرینی، ۲</w:t>
       </w:r>
       <w:r>
         <w:rPr>
+          <w:sz w:val="24"/>
+          <w:szCs w:val="24"/>
           <w:rtl/>
         </w:rPr>
         <w:t xml:space="preserve">(۴)، ۲۲–۳۸. </w:t>
@@ -474,6 +578,8 @@
       <w:r>
         <w:rPr>
           <w:rFonts w:ascii="Times New Roman" w:hAnsi="Times New Roman" w:cs="Times New Roman" w:eastAsia="Times New Roman"/>
+          <w:sz w:val="24"/>
+          <w:szCs w:val="24"/>
         </w:rPr>
         <w:t xml:space="preserve">https://doi.org/10.22034/jmek.2021.143779</w:t>
       </w:r>
@@ -499,8 +605,8 @@
       <w:r>
         <w:rPr>
           <w:rFonts w:ascii="Times New Roman" w:hAnsi="Times New Roman" w:cs="Times New Roman" w:eastAsia="Times New Roman"/>
-          <w:sz w:val="24"/>
-          <w:szCs w:val="24"/>
+          <w:sz w:val="22"/>
+          <w:szCs w:val="22"/>
         </w:rPr>
         <w:t xml:space="preserve">Arte, P., &amp; Larimo, J. (2022). Moderating influence of product diversification on the international diversification-performance relationship: A meta-analysis. </w:t>
       </w:r>
@@ -509,24 +615,24 @@
           <w:rFonts w:ascii="Times New Roman" w:hAnsi="Times New Roman" w:cs="Times New Roman" w:eastAsia="Times New Roman"/>
           <w:i/>
           <w:iCs/>
-          <w:sz w:val="24"/>
-          <w:szCs w:val="24"/>
+          <w:sz w:val="22"/>
+          <w:szCs w:val="22"/>
         </w:rPr>
         <w:t xml:space="preserve">Journal of Business Research, 139</w:t>
       </w:r>
       <w:r>
         <w:rPr>
           <w:rFonts w:ascii="Times New Roman" w:hAnsi="Times New Roman" w:cs="Times New Roman" w:eastAsia="Times New Roman"/>
-          <w:sz w:val="24"/>
-          <w:szCs w:val="24"/>
+          <w:sz w:val="22"/>
+          <w:szCs w:val="22"/>
         </w:rPr>
         <w:t xml:space="preserve">, 1408–1423. </w:t>
       </w:r>
       <w:r>
         <w:rPr>
           <w:rFonts w:ascii="Times New Roman" w:hAnsi="Times New Roman" w:cs="Times New Roman" w:eastAsia="Times New Roman"/>
-          <w:sz w:val="24"/>
-          <w:szCs w:val="24"/>
+          <w:sz w:val="22"/>
+          <w:szCs w:val="22"/>
         </w:rPr>
         <w:t xml:space="preserve">https://doi.org/10.1016/j.jbusres.2021.10.037</w:t>
       </w:r>
@@ -540,8 +646,8 @@
       <w:r>
         <w:rPr>
           <w:rFonts w:ascii="Times New Roman" w:hAnsi="Times New Roman" w:cs="Times New Roman" w:eastAsia="Times New Roman"/>
-          <w:sz w:val="24"/>
-          <w:szCs w:val="24"/>
+          <w:sz w:val="22"/>
+          <w:szCs w:val="22"/>
         </w:rPr>
         <w:t xml:space="preserve">Azam, T., Wang, S., Mohsin, M., Nazam, M., Hashim, M., Baig, S. A., &amp; Zia-ur-Rehman, M. (2021). Does stakeholder pressure matters in adopting sustainable supply chain initiatives? Insights from agro-based processing industry. </w:t>
       </w:r>
@@ -550,24 +656,24 @@
           <w:rFonts w:ascii="Times New Roman" w:hAnsi="Times New Roman" w:cs="Times New Roman" w:eastAsia="Times New Roman"/>
           <w:i/>
           <w:iCs/>
-          <w:sz w:val="24"/>
-          <w:szCs w:val="24"/>
+          <w:sz w:val="22"/>
+          <w:szCs w:val="22"/>
         </w:rPr>
         <w:t xml:space="preserve">Sustainability, 13</w:t>
       </w:r>
       <w:r>
         <w:rPr>
           <w:rFonts w:ascii="Times New Roman" w:hAnsi="Times New Roman" w:cs="Times New Roman" w:eastAsia="Times New Roman"/>
-          <w:sz w:val="24"/>
-          <w:szCs w:val="24"/>
+          <w:sz w:val="22"/>
+          <w:szCs w:val="22"/>
         </w:rPr>
         <w:t xml:space="preserve">(13), Article 7278. </w:t>
       </w:r>
       <w:r>
         <w:rPr>
           <w:rFonts w:ascii="Times New Roman" w:hAnsi="Times New Roman" w:cs="Times New Roman" w:eastAsia="Times New Roman"/>
-          <w:sz w:val="24"/>
-          <w:szCs w:val="24"/>
+          <w:sz w:val="22"/>
+          <w:szCs w:val="22"/>
         </w:rPr>
         <w:t xml:space="preserve">https://doi.org/10.3390/su13137278</w:t>
       </w:r>
@@ -581,8 +687,8 @@
       <w:r>
         <w:rPr>
           <w:rFonts w:ascii="Times New Roman" w:hAnsi="Times New Roman" w:cs="Times New Roman" w:eastAsia="Times New Roman"/>
-          <w:sz w:val="24"/>
-          <w:szCs w:val="24"/>
+          <w:sz w:val="22"/>
+          <w:szCs w:val="22"/>
         </w:rPr>
         <w:t xml:space="preserve">Beiderbeck, D., Frevel, N., von der Gracht, H. A., Schmidt, S. L., &amp; Schweitzer, V. M. (2021). Preparing, conducting, and analyzing Delphi surveys: Cross-disciplinary practices, new directions, and advancements. </w:t>
       </w:r>
@@ -591,24 +697,24 @@
           <w:rFonts w:ascii="Times New Roman" w:hAnsi="Times New Roman" w:cs="Times New Roman" w:eastAsia="Times New Roman"/>
           <w:i/>
           <w:iCs/>
-          <w:sz w:val="24"/>
-          <w:szCs w:val="24"/>
+          <w:sz w:val="22"/>
+          <w:szCs w:val="22"/>
         </w:rPr>
         <w:t xml:space="preserve">MethodsX, 8</w:t>
       </w:r>
       <w:r>
         <w:rPr>
           <w:rFonts w:ascii="Times New Roman" w:hAnsi="Times New Roman" w:cs="Times New Roman" w:eastAsia="Times New Roman"/>
-          <w:sz w:val="24"/>
-          <w:szCs w:val="24"/>
+          <w:sz w:val="22"/>
+          <w:szCs w:val="22"/>
         </w:rPr>
         <w:t xml:space="preserve">, Article 101401. </w:t>
       </w:r>
       <w:r>
         <w:rPr>
           <w:rFonts w:ascii="Times New Roman" w:hAnsi="Times New Roman" w:cs="Times New Roman" w:eastAsia="Times New Roman"/>
-          <w:sz w:val="24"/>
-          <w:szCs w:val="24"/>
+          <w:sz w:val="22"/>
+          <w:szCs w:val="22"/>
         </w:rPr>
         <w:t xml:space="preserve">https://doi.org/10.1016/j.mex.2021.101401</w:t>
       </w:r>
@@ -622,8 +728,8 @@
       <w:r>
         <w:rPr>
           <w:rFonts w:ascii="Times New Roman" w:hAnsi="Times New Roman" w:cs="Times New Roman" w:eastAsia="Times New Roman"/>
-          <w:sz w:val="24"/>
-          <w:szCs w:val="24"/>
+          <w:sz w:val="22"/>
+          <w:szCs w:val="22"/>
         </w:rPr>
         <w:t xml:space="preserve">Bingham, A. J. (2023). From data management to actionable findings: A five-phase process of qualitative data analysis. </w:t>
       </w:r>
@@ -632,24 +738,24 @@
           <w:rFonts w:ascii="Times New Roman" w:hAnsi="Times New Roman" w:cs="Times New Roman" w:eastAsia="Times New Roman"/>
           <w:i/>
           <w:iCs/>
-          <w:sz w:val="24"/>
-          <w:szCs w:val="24"/>
+          <w:sz w:val="22"/>
+          <w:szCs w:val="22"/>
         </w:rPr>
         <w:t xml:space="preserve">International Journal of Qualitative Methods, 22</w:t>
       </w:r>
       <w:r>
         <w:rPr>
           <w:rFonts w:ascii="Times New Roman" w:hAnsi="Times New Roman" w:cs="Times New Roman" w:eastAsia="Times New Roman"/>
-          <w:sz w:val="24"/>
-          <w:szCs w:val="24"/>
+          <w:sz w:val="22"/>
+          <w:szCs w:val="22"/>
         </w:rPr>
         <w:t xml:space="preserve">, Article 16094069231183620. </w:t>
       </w:r>
       <w:r>
         <w:rPr>
           <w:rFonts w:ascii="Times New Roman" w:hAnsi="Times New Roman" w:cs="Times New Roman" w:eastAsia="Times New Roman"/>
-          <w:sz w:val="24"/>
-          <w:szCs w:val="24"/>
+          <w:sz w:val="22"/>
+          <w:szCs w:val="22"/>
         </w:rPr>
         <w:t xml:space="preserve">https://doi.org/10.1177/16094069231183620</w:t>
       </w:r>
@@ -663,8 +769,8 @@
       <w:r>
         <w:rPr>
           <w:rFonts w:ascii="Times New Roman" w:hAnsi="Times New Roman" w:cs="Times New Roman" w:eastAsia="Times New Roman"/>
-          <w:sz w:val="24"/>
-          <w:szCs w:val="24"/>
+          <w:sz w:val="22"/>
+          <w:szCs w:val="22"/>
         </w:rPr>
         <w:t xml:space="preserve">Braun, V., &amp; Clarke, V. (2006). Using thematic analysis in psychology. </w:t>
       </w:r>
@@ -673,24 +779,24 @@
           <w:rFonts w:ascii="Times New Roman" w:hAnsi="Times New Roman" w:cs="Times New Roman" w:eastAsia="Times New Roman"/>
           <w:i/>
           <w:iCs/>
-          <w:sz w:val="24"/>
-          <w:szCs w:val="24"/>
+          <w:sz w:val="22"/>
+          <w:szCs w:val="22"/>
         </w:rPr>
         <w:t xml:space="preserve">Qualitative Research in Psychology, 3</w:t>
       </w:r>
       <w:r>
         <w:rPr>
           <w:rFonts w:ascii="Times New Roman" w:hAnsi="Times New Roman" w:cs="Times New Roman" w:eastAsia="Times New Roman"/>
-          <w:sz w:val="24"/>
-          <w:szCs w:val="24"/>
+          <w:sz w:val="22"/>
+          <w:szCs w:val="22"/>
         </w:rPr>
         <w:t xml:space="preserve">(2), 77–101. </w:t>
       </w:r>
       <w:r>
         <w:rPr>
           <w:rFonts w:ascii="Times New Roman" w:hAnsi="Times New Roman" w:cs="Times New Roman" w:eastAsia="Times New Roman"/>
-          <w:sz w:val="24"/>
-          <w:szCs w:val="24"/>
+          <w:sz w:val="22"/>
+          <w:szCs w:val="22"/>
         </w:rPr>
         <w:t xml:space="preserve">https://doi.org/10.1191/1478088706qp063oa</w:t>
       </w:r>
@@ -704,8 +810,8 @@
       <w:r>
         <w:rPr>
           <w:rFonts w:ascii="Times New Roman" w:hAnsi="Times New Roman" w:cs="Times New Roman" w:eastAsia="Times New Roman"/>
-          <w:sz w:val="24"/>
-          <w:szCs w:val="24"/>
+          <w:sz w:val="22"/>
+          <w:szCs w:val="22"/>
         </w:rPr>
         <w:t xml:space="preserve">Braun, V., &amp; Clarke, V. (2021). </w:t>
       </w:r>
@@ -714,16 +820,16 @@
           <w:rFonts w:ascii="Times New Roman" w:hAnsi="Times New Roman" w:cs="Times New Roman" w:eastAsia="Times New Roman"/>
           <w:i/>
           <w:iCs/>
-          <w:sz w:val="24"/>
-          <w:szCs w:val="24"/>
+          <w:sz w:val="22"/>
+          <w:szCs w:val="22"/>
         </w:rPr>
         <w:t xml:space="preserve">Thematic analysis: A practical guide</w:t>
       </w:r>
       <w:r>
         <w:rPr>
           <w:rFonts w:ascii="Times New Roman" w:hAnsi="Times New Roman" w:cs="Times New Roman" w:eastAsia="Times New Roman"/>
-          <w:sz w:val="24"/>
-          <w:szCs w:val="24"/>
+          <w:sz w:val="22"/>
+          <w:szCs w:val="22"/>
         </w:rPr>
         <w:t xml:space="preserve">. SAGE Publications.</w:t>
       </w:r>
@@ -737,8 +843,8 @@
       <w:r>
         <w:rPr>
           <w:rFonts w:ascii="Times New Roman" w:hAnsi="Times New Roman" w:cs="Times New Roman" w:eastAsia="Times New Roman"/>
-          <w:sz w:val="24"/>
-          <w:szCs w:val="24"/>
+          <w:sz w:val="22"/>
+          <w:szCs w:val="22"/>
         </w:rPr>
         <w:t xml:space="preserve">Dukhaykh, S., &amp; Alangri, N. (2026). Dynamic capabilities and sustainable competitive advantage in SMEs: The roles of innovation and organizational learning. </w:t>
       </w:r>
@@ -747,24 +853,24 @@
           <w:rFonts w:ascii="Times New Roman" w:hAnsi="Times New Roman" w:cs="Times New Roman" w:eastAsia="Times New Roman"/>
           <w:i/>
           <w:iCs/>
-          <w:sz w:val="24"/>
-          <w:szCs w:val="24"/>
+          <w:sz w:val="22"/>
+          <w:szCs w:val="22"/>
         </w:rPr>
         <w:t xml:space="preserve">Sustainability, 18</w:t>
       </w:r>
       <w:r>
         <w:rPr>
           <w:rFonts w:ascii="Times New Roman" w:hAnsi="Times New Roman" w:cs="Times New Roman" w:eastAsia="Times New Roman"/>
-          <w:sz w:val="24"/>
-          <w:szCs w:val="24"/>
+          <w:sz w:val="22"/>
+          <w:szCs w:val="22"/>
         </w:rPr>
         <w:t xml:space="preserve">(3), Article 1320. </w:t>
       </w:r>
       <w:r>
         <w:rPr>
           <w:rFonts w:ascii="Times New Roman" w:hAnsi="Times New Roman" w:cs="Times New Roman" w:eastAsia="Times New Roman"/>
-          <w:sz w:val="24"/>
-          <w:szCs w:val="24"/>
+          <w:sz w:val="22"/>
+          <w:szCs w:val="22"/>
         </w:rPr>
         <w:t xml:space="preserve">https://doi.org/10.3390/su18031320</w:t>
       </w:r>
@@ -778,8 +884,8 @@
       <w:r>
         <w:rPr>
           <w:rFonts w:ascii="Times New Roman" w:hAnsi="Times New Roman" w:cs="Times New Roman" w:eastAsia="Times New Roman"/>
-          <w:sz w:val="24"/>
-          <w:szCs w:val="24"/>
+          <w:sz w:val="22"/>
+          <w:szCs w:val="22"/>
         </w:rPr>
         <w:t xml:space="preserve">Gupta, S., &amp; Jagtap, S. (2024). Unlocking digital growth: Overcoming barriers to digital transformation for Indian food SMEs. </w:t>
       </w:r>
@@ -788,24 +894,24 @@
           <w:rFonts w:ascii="Times New Roman" w:hAnsi="Times New Roman" w:cs="Times New Roman" w:eastAsia="Times New Roman"/>
           <w:i/>
           <w:iCs/>
-          <w:sz w:val="24"/>
-          <w:szCs w:val="24"/>
+          <w:sz w:val="22"/>
+          <w:szCs w:val="22"/>
         </w:rPr>
         <w:t xml:space="preserve">Discover Food, 4</w:t>
       </w:r>
       <w:r>
         <w:rPr>
           <w:rFonts w:ascii="Times New Roman" w:hAnsi="Times New Roman" w:cs="Times New Roman" w:eastAsia="Times New Roman"/>
-          <w:sz w:val="24"/>
-          <w:szCs w:val="24"/>
+          <w:sz w:val="22"/>
+          <w:szCs w:val="22"/>
         </w:rPr>
         <w:t xml:space="preserve">, Article 55. </w:t>
       </w:r>
       <w:r>
         <w:rPr>
           <w:rFonts w:ascii="Times New Roman" w:hAnsi="Times New Roman" w:cs="Times New Roman" w:eastAsia="Times New Roman"/>
-          <w:sz w:val="24"/>
-          <w:szCs w:val="24"/>
+          <w:sz w:val="22"/>
+          <w:szCs w:val="22"/>
         </w:rPr>
         <w:t xml:space="preserve">https://doi.org/10.1007/s44187-024-00131-6</w:t>
       </w:r>
@@ -819,8 +925,8 @@
       <w:r>
         <w:rPr>
           <w:rFonts w:ascii="Times New Roman" w:hAnsi="Times New Roman" w:cs="Times New Roman" w:eastAsia="Times New Roman"/>
-          <w:sz w:val="24"/>
-          <w:szCs w:val="24"/>
+          <w:sz w:val="22"/>
+          <w:szCs w:val="22"/>
         </w:rPr>
         <w:t xml:space="preserve">Kero, C. A., &amp; Bogale, A. T. (2023). A systematic review of resource-based view and dynamic capabilities of firms and future research avenues. </w:t>
       </w:r>
@@ -829,24 +935,24 @@
           <w:rFonts w:ascii="Times New Roman" w:hAnsi="Times New Roman" w:cs="Times New Roman" w:eastAsia="Times New Roman"/>
           <w:i/>
           <w:iCs/>
-          <w:sz w:val="24"/>
-          <w:szCs w:val="24"/>
+          <w:sz w:val="22"/>
+          <w:szCs w:val="22"/>
         </w:rPr>
         <w:t xml:space="preserve">International Journal of Sustainable Development and Planning, 18</w:t>
       </w:r>
       <w:r>
         <w:rPr>
           <w:rFonts w:ascii="Times New Roman" w:hAnsi="Times New Roman" w:cs="Times New Roman" w:eastAsia="Times New Roman"/>
-          <w:sz w:val="24"/>
-          <w:szCs w:val="24"/>
+          <w:sz w:val="22"/>
+          <w:szCs w:val="22"/>
         </w:rPr>
         <w:t xml:space="preserve">(10), 3137–3154. </w:t>
       </w:r>
       <w:r>
         <w:rPr>
           <w:rFonts w:ascii="Times New Roman" w:hAnsi="Times New Roman" w:cs="Times New Roman" w:eastAsia="Times New Roman"/>
-          <w:sz w:val="24"/>
-          <w:szCs w:val="24"/>
+          <w:sz w:val="22"/>
+          <w:szCs w:val="22"/>
         </w:rPr>
         <w:t xml:space="preserve">https://doi.org/10.18280/ijsdp.181016</w:t>
       </w:r>
@@ -860,8 +966,8 @@
       <w:r>
         <w:rPr>
           <w:rFonts w:ascii="Times New Roman" w:hAnsi="Times New Roman" w:cs="Times New Roman" w:eastAsia="Times New Roman"/>
-          <w:sz w:val="24"/>
-          <w:szCs w:val="24"/>
+          <w:sz w:val="22"/>
+          <w:szCs w:val="22"/>
         </w:rPr>
         <w:t xml:space="preserve">Kotler, P., &amp; Keller, K. L. (2016). </w:t>
       </w:r>
@@ -870,16 +976,16 @@
           <w:rFonts w:ascii="Times New Roman" w:hAnsi="Times New Roman" w:cs="Times New Roman" w:eastAsia="Times New Roman"/>
           <w:i/>
           <w:iCs/>
-          <w:sz w:val="24"/>
-          <w:szCs w:val="24"/>
+          <w:sz w:val="22"/>
+          <w:szCs w:val="22"/>
         </w:rPr>
         <w:t xml:space="preserve">Marketing management</w:t>
       </w:r>
       <w:r>
         <w:rPr>
           <w:rFonts w:ascii="Times New Roman" w:hAnsi="Times New Roman" w:cs="Times New Roman" w:eastAsia="Times New Roman"/>
-          <w:sz w:val="24"/>
-          <w:szCs w:val="24"/>
+          <w:sz w:val="22"/>
+          <w:szCs w:val="22"/>
         </w:rPr>
         <w:t xml:space="preserve"> (15th ed.). Pearson Education.</w:t>
       </w:r>
@@ -893,8 +999,8 @@
       <w:r>
         <w:rPr>
           <w:rFonts w:ascii="Times New Roman" w:hAnsi="Times New Roman" w:cs="Times New Roman" w:eastAsia="Times New Roman"/>
-          <w:sz w:val="24"/>
-          <w:szCs w:val="24"/>
+          <w:sz w:val="22"/>
+          <w:szCs w:val="22"/>
         </w:rPr>
         <w:t xml:space="preserve">Kotler, P., Keller, K. L., &amp; Chernev, A. (2022). </w:t>
       </w:r>
@@ -903,16 +1009,16 @@
           <w:rFonts w:ascii="Times New Roman" w:hAnsi="Times New Roman" w:cs="Times New Roman" w:eastAsia="Times New Roman"/>
           <w:i/>
           <w:iCs/>
-          <w:sz w:val="24"/>
-          <w:szCs w:val="24"/>
+          <w:sz w:val="22"/>
+          <w:szCs w:val="22"/>
         </w:rPr>
         <w:t xml:space="preserve">Marketing management</w:t>
       </w:r>
       <w:r>
         <w:rPr>
           <w:rFonts w:ascii="Times New Roman" w:hAnsi="Times New Roman" w:cs="Times New Roman" w:eastAsia="Times New Roman"/>
-          <w:sz w:val="24"/>
-          <w:szCs w:val="24"/>
+          <w:sz w:val="22"/>
+          <w:szCs w:val="22"/>
         </w:rPr>
         <w:t xml:space="preserve"> (16th ed.). Pearson Education.</w:t>
       </w:r>
@@ -926,8 +1032,8 @@
       <w:r>
         <w:rPr>
           <w:rFonts w:ascii="Times New Roman" w:hAnsi="Times New Roman" w:cs="Times New Roman" w:eastAsia="Times New Roman"/>
-          <w:sz w:val="24"/>
-          <w:szCs w:val="24"/>
+          <w:sz w:val="22"/>
+          <w:szCs w:val="22"/>
         </w:rPr>
         <w:t xml:space="preserve">Landjohou, G., &amp; Christopher, E. (2026). The impact of digital marketing on small and medium enterprises (SMEs) growth: A systematic review. </w:t>
       </w:r>
@@ -936,24 +1042,24 @@
           <w:rFonts w:ascii="Times New Roman" w:hAnsi="Times New Roman" w:cs="Times New Roman" w:eastAsia="Times New Roman"/>
           <w:i/>
           <w:iCs/>
-          <w:sz w:val="24"/>
-          <w:szCs w:val="24"/>
+          <w:sz w:val="22"/>
+          <w:szCs w:val="22"/>
         </w:rPr>
         <w:t xml:space="preserve">International Journal on Recent Trends in Business and Tourism, 10</w:t>
       </w:r>
       <w:r>
         <w:rPr>
           <w:rFonts w:ascii="Times New Roman" w:hAnsi="Times New Roman" w:cs="Times New Roman" w:eastAsia="Times New Roman"/>
-          <w:sz w:val="24"/>
-          <w:szCs w:val="24"/>
+          <w:sz w:val="22"/>
+          <w:szCs w:val="22"/>
         </w:rPr>
         <w:t xml:space="preserve">(1), 1–18. </w:t>
       </w:r>
       <w:r>
         <w:rPr>
           <w:rFonts w:ascii="Times New Roman" w:hAnsi="Times New Roman" w:cs="Times New Roman" w:eastAsia="Times New Roman"/>
-          <w:sz w:val="24"/>
-          <w:szCs w:val="24"/>
+          <w:sz w:val="22"/>
+          <w:szCs w:val="22"/>
         </w:rPr>
         <w:t xml:space="preserve">https://doi.org/10.31674/ijrtbt.2026.v010i01.001</w:t>
       </w:r>
@@ -967,8 +1073,8 @@
       <w:r>
         <w:rPr>
           <w:rFonts w:ascii="Times New Roman" w:hAnsi="Times New Roman" w:cs="Times New Roman" w:eastAsia="Times New Roman"/>
-          <w:sz w:val="24"/>
-          <w:szCs w:val="24"/>
+          <w:sz w:val="22"/>
+          <w:szCs w:val="22"/>
         </w:rPr>
         <w:t xml:space="preserve">Mammen, J., Alessandri, T. M., &amp; Weiss, M. (2021). The risk implications of diversification: Integrating the effects of product and geographic diversification. </w:t>
       </w:r>
@@ -977,24 +1083,24 @@
           <w:rFonts w:ascii="Times New Roman" w:hAnsi="Times New Roman" w:cs="Times New Roman" w:eastAsia="Times New Roman"/>
           <w:i/>
           <w:iCs/>
-          <w:sz w:val="24"/>
-          <w:szCs w:val="24"/>
+          <w:sz w:val="22"/>
+          <w:szCs w:val="22"/>
         </w:rPr>
         <w:t xml:space="preserve">Long Range Planning, 54</w:t>
       </w:r>
       <w:r>
         <w:rPr>
           <w:rFonts w:ascii="Times New Roman" w:hAnsi="Times New Roman" w:cs="Times New Roman" w:eastAsia="Times New Roman"/>
-          <w:sz w:val="24"/>
-          <w:szCs w:val="24"/>
+          <w:sz w:val="22"/>
+          <w:szCs w:val="22"/>
         </w:rPr>
         <w:t xml:space="preserve">(1), Article 101942. </w:t>
       </w:r>
       <w:r>
         <w:rPr>
           <w:rFonts w:ascii="Times New Roman" w:hAnsi="Times New Roman" w:cs="Times New Roman" w:eastAsia="Times New Roman"/>
-          <w:sz w:val="24"/>
-          <w:szCs w:val="24"/>
+          <w:sz w:val="22"/>
+          <w:szCs w:val="22"/>
         </w:rPr>
         <w:t xml:space="preserve">https://doi.org/10.1016/j.lrp.2019.101942</w:t>
       </w:r>
@@ -1008,8 +1114,8 @@
       <w:r>
         <w:rPr>
           <w:rFonts w:ascii="Times New Roman" w:hAnsi="Times New Roman" w:cs="Times New Roman" w:eastAsia="Times New Roman"/>
-          <w:sz w:val="24"/>
-          <w:szCs w:val="24"/>
+          <w:sz w:val="22"/>
+          <w:szCs w:val="22"/>
         </w:rPr>
         <w:t xml:space="preserve">Mangla, S. K., Bhattacharya, A., Yadav, A. K., Sharma, Y. K., Ishizaka, A., Luthra, S., &amp; Chakraborty, R. (2021). A framework to assess the challenges to food safety initiatives in an emerging economy. </w:t>
       </w:r>
@@ -1018,24 +1124,24 @@
           <w:rFonts w:ascii="Times New Roman" w:hAnsi="Times New Roman" w:cs="Times New Roman" w:eastAsia="Times New Roman"/>
           <w:i/>
           <w:iCs/>
-          <w:sz w:val="24"/>
-          <w:szCs w:val="24"/>
+          <w:sz w:val="22"/>
+          <w:szCs w:val="22"/>
         </w:rPr>
         <w:t xml:space="preserve">Journal of Cleaner Production, 284</w:t>
       </w:r>
       <w:r>
         <w:rPr>
           <w:rFonts w:ascii="Times New Roman" w:hAnsi="Times New Roman" w:cs="Times New Roman" w:eastAsia="Times New Roman"/>
-          <w:sz w:val="24"/>
-          <w:szCs w:val="24"/>
+          <w:sz w:val="22"/>
+          <w:szCs w:val="22"/>
         </w:rPr>
         <w:t xml:space="preserve">, Article 124709. </w:t>
       </w:r>
       <w:r>
         <w:rPr>
           <w:rFonts w:ascii="Times New Roman" w:hAnsi="Times New Roman" w:cs="Times New Roman" w:eastAsia="Times New Roman"/>
-          <w:sz w:val="24"/>
-          <w:szCs w:val="24"/>
+          <w:sz w:val="22"/>
+          <w:szCs w:val="22"/>
         </w:rPr>
         <w:t xml:space="preserve">https://doi.org/10.1016/j.jclepro.2020.124709</w:t>
       </w:r>
@@ -1049,8 +1155,8 @@
       <w:r>
         <w:rPr>
           <w:rFonts w:ascii="Times New Roman" w:hAnsi="Times New Roman" w:cs="Times New Roman" w:eastAsia="Times New Roman"/>
-          <w:sz w:val="24"/>
-          <w:szCs w:val="24"/>
+          <w:sz w:val="22"/>
+          <w:szCs w:val="22"/>
         </w:rPr>
         <w:t xml:space="preserve">Miklian, J., &amp; Hoelscher, K. (2022). SMEs and exogenous shocks: A conceptual literature review and forward research agenda. </w:t>
       </w:r>
@@ -1059,24 +1165,24 @@
           <w:rFonts w:ascii="Times New Roman" w:hAnsi="Times New Roman" w:cs="Times New Roman" w:eastAsia="Times New Roman"/>
           <w:i/>
           <w:iCs/>
-          <w:sz w:val="24"/>
-          <w:szCs w:val="24"/>
+          <w:sz w:val="22"/>
+          <w:szCs w:val="22"/>
         </w:rPr>
         <w:t xml:space="preserve">International Small Business Journal, 40</w:t>
       </w:r>
       <w:r>
         <w:rPr>
           <w:rFonts w:ascii="Times New Roman" w:hAnsi="Times New Roman" w:cs="Times New Roman" w:eastAsia="Times New Roman"/>
-          <w:sz w:val="24"/>
-          <w:szCs w:val="24"/>
+          <w:sz w:val="22"/>
+          <w:szCs w:val="22"/>
         </w:rPr>
         <w:t xml:space="preserve">(2), 178–204. </w:t>
       </w:r>
       <w:r>
         <w:rPr>
           <w:rFonts w:ascii="Times New Roman" w:hAnsi="Times New Roman" w:cs="Times New Roman" w:eastAsia="Times New Roman"/>
-          <w:sz w:val="24"/>
-          <w:szCs w:val="24"/>
+          <w:sz w:val="22"/>
+          <w:szCs w:val="22"/>
         </w:rPr>
         <w:t xml:space="preserve">https://doi.org/10.1177/02662426211050796</w:t>
       </w:r>
@@ -1090,8 +1196,8 @@
       <w:r>
         <w:rPr>
           <w:rFonts w:ascii="Times New Roman" w:hAnsi="Times New Roman" w:cs="Times New Roman" w:eastAsia="Times New Roman"/>
-          <w:sz w:val="24"/>
-          <w:szCs w:val="24"/>
+          <w:sz w:val="22"/>
+          <w:szCs w:val="22"/>
         </w:rPr>
         <w:t xml:space="preserve">Naeem, M., Ozuem, W., Howell, K., &amp; Ranfagni, S. (2023). A step-by-step process of thematic analysis to develop a conceptual model in qualitative research. </w:t>
       </w:r>
@@ -1100,24 +1206,24 @@
           <w:rFonts w:ascii="Times New Roman" w:hAnsi="Times New Roman" w:cs="Times New Roman" w:eastAsia="Times New Roman"/>
           <w:i/>
           <w:iCs/>
-          <w:sz w:val="24"/>
-          <w:szCs w:val="24"/>
+          <w:sz w:val="22"/>
+          <w:szCs w:val="22"/>
         </w:rPr>
         <w:t xml:space="preserve">International Journal of Qualitative Methods, 22</w:t>
       </w:r>
       <w:r>
         <w:rPr>
           <w:rFonts w:ascii="Times New Roman" w:hAnsi="Times New Roman" w:cs="Times New Roman" w:eastAsia="Times New Roman"/>
-          <w:sz w:val="24"/>
-          <w:szCs w:val="24"/>
+          <w:sz w:val="22"/>
+          <w:szCs w:val="22"/>
         </w:rPr>
         <w:t xml:space="preserve">, Article 16094069231205789. </w:t>
       </w:r>
       <w:r>
         <w:rPr>
           <w:rFonts w:ascii="Times New Roman" w:hAnsi="Times New Roman" w:cs="Times New Roman" w:eastAsia="Times New Roman"/>
-          <w:sz w:val="24"/>
-          <w:szCs w:val="24"/>
+          <w:sz w:val="22"/>
+          <w:szCs w:val="22"/>
         </w:rPr>
         <w:t xml:space="preserve">https://doi.org/10.1177/16094069231205789</w:t>
       </w:r>
@@ -1131,8 +1237,8 @@
       <w:r>
         <w:rPr>
           <w:rFonts w:ascii="Times New Roman" w:hAnsi="Times New Roman" w:cs="Times New Roman" w:eastAsia="Times New Roman"/>
-          <w:sz w:val="24"/>
-          <w:szCs w:val="24"/>
+          <w:sz w:val="22"/>
+          <w:szCs w:val="22"/>
         </w:rPr>
         <w:t xml:space="preserve">Nasa, P., Jain, R., &amp; Juneja, D. (2021). Delphi methodology in healthcare research: How to decide its appropriateness. </w:t>
       </w:r>
@@ -1141,24 +1247,24 @@
           <w:rFonts w:ascii="Times New Roman" w:hAnsi="Times New Roman" w:cs="Times New Roman" w:eastAsia="Times New Roman"/>
           <w:i/>
           <w:iCs/>
-          <w:sz w:val="24"/>
-          <w:szCs w:val="24"/>
+          <w:sz w:val="22"/>
+          <w:szCs w:val="22"/>
         </w:rPr>
         <w:t xml:space="preserve">World Journal of Methodology, 11</w:t>
       </w:r>
       <w:r>
         <w:rPr>
           <w:rFonts w:ascii="Times New Roman" w:hAnsi="Times New Roman" w:cs="Times New Roman" w:eastAsia="Times New Roman"/>
-          <w:sz w:val="24"/>
-          <w:szCs w:val="24"/>
+          <w:sz w:val="22"/>
+          <w:szCs w:val="22"/>
         </w:rPr>
         <w:t xml:space="preserve">(4), 116–129. </w:t>
       </w:r>
       <w:r>
         <w:rPr>
           <w:rFonts w:ascii="Times New Roman" w:hAnsi="Times New Roman" w:cs="Times New Roman" w:eastAsia="Times New Roman"/>
-          <w:sz w:val="24"/>
-          <w:szCs w:val="24"/>
+          <w:sz w:val="22"/>
+          <w:szCs w:val="22"/>
         </w:rPr>
         <w:t xml:space="preserve">https://doi.org/10.5662/wjm.v11.i4.116</w:t>
       </w:r>
@@ -1172,8 +1278,8 @@
       <w:r>
         <w:rPr>
           <w:rFonts w:ascii="Times New Roman" w:hAnsi="Times New Roman" w:cs="Times New Roman" w:eastAsia="Times New Roman"/>
-          <w:sz w:val="24"/>
-          <w:szCs w:val="24"/>
+          <w:sz w:val="22"/>
+          <w:szCs w:val="22"/>
         </w:rPr>
         <w:t xml:space="preserve">Pangarkar, N., &amp; Prabhudesai, R. (2024). Using Porter's five forces analysis to drive strategy. </w:t>
       </w:r>
@@ -1182,24 +1288,24 @@
           <w:rFonts w:ascii="Times New Roman" w:hAnsi="Times New Roman" w:cs="Times New Roman" w:eastAsia="Times New Roman"/>
           <w:i/>
           <w:iCs/>
-          <w:sz w:val="24"/>
-          <w:szCs w:val="24"/>
+          <w:sz w:val="22"/>
+          <w:szCs w:val="22"/>
         </w:rPr>
         <w:t xml:space="preserve">Global Business and Organizational Excellence, 43</w:t>
       </w:r>
       <w:r>
         <w:rPr>
           <w:rFonts w:ascii="Times New Roman" w:hAnsi="Times New Roman" w:cs="Times New Roman" w:eastAsia="Times New Roman"/>
-          <w:sz w:val="24"/>
-          <w:szCs w:val="24"/>
+          <w:sz w:val="22"/>
+          <w:szCs w:val="22"/>
         </w:rPr>
         <w:t xml:space="preserve">(5), 24–34. </w:t>
       </w:r>
       <w:r>
         <w:rPr>
           <w:rFonts w:ascii="Times New Roman" w:hAnsi="Times New Roman" w:cs="Times New Roman" w:eastAsia="Times New Roman"/>
-          <w:sz w:val="24"/>
-          <w:szCs w:val="24"/>
+          <w:sz w:val="22"/>
+          <w:szCs w:val="22"/>
         </w:rPr>
         <w:t xml:space="preserve">https://doi.org/10.1002/joe.22250</w:t>
       </w:r>
@@ -1213,8 +1319,8 @@
       <w:r>
         <w:rPr>
           <w:rFonts w:ascii="Times New Roman" w:hAnsi="Times New Roman" w:cs="Times New Roman" w:eastAsia="Times New Roman"/>
-          <w:sz w:val="24"/>
-          <w:szCs w:val="24"/>
+          <w:sz w:val="22"/>
+          <w:szCs w:val="22"/>
         </w:rPr>
         <w:t xml:space="preserve">Saunders, M. N. K., Lewis, P., &amp; Thornhill, A. (2023). </w:t>
       </w:r>
@@ -1223,16 +1329,16 @@
           <w:rFonts w:ascii="Times New Roman" w:hAnsi="Times New Roman" w:cs="Times New Roman" w:eastAsia="Times New Roman"/>
           <w:i/>
           <w:iCs/>
-          <w:sz w:val="24"/>
-          <w:szCs w:val="24"/>
+          <w:sz w:val="22"/>
+          <w:szCs w:val="22"/>
         </w:rPr>
         <w:t xml:space="preserve">Research methods for business students</w:t>
       </w:r>
       <w:r>
         <w:rPr>
           <w:rFonts w:ascii="Times New Roman" w:hAnsi="Times New Roman" w:cs="Times New Roman" w:eastAsia="Times New Roman"/>
-          <w:sz w:val="24"/>
-          <w:szCs w:val="24"/>
+          <w:sz w:val="22"/>
+          <w:szCs w:val="22"/>
         </w:rPr>
         <w:t xml:space="preserve"> (9th ed.). Pearson Education.</w:t>
       </w:r>
@@ -1246,8 +1352,8 @@
       <w:r>
         <w:rPr>
           <w:rFonts w:ascii="Times New Roman" w:hAnsi="Times New Roman" w:cs="Times New Roman" w:eastAsia="Times New Roman"/>
-          <w:sz w:val="24"/>
-          <w:szCs w:val="24"/>
+          <w:sz w:val="22"/>
+          <w:szCs w:val="22"/>
         </w:rPr>
         <w:t xml:space="preserve">Schifano, J., &amp; Niederberger, M. (2025). How Delphi studies in the health sciences find consensus: A scoping review. </w:t>
       </w:r>
@@ -1256,24 +1362,24 @@
           <w:rFonts w:ascii="Times New Roman" w:hAnsi="Times New Roman" w:cs="Times New Roman" w:eastAsia="Times New Roman"/>
           <w:i/>
           <w:iCs/>
-          <w:sz w:val="24"/>
-          <w:szCs w:val="24"/>
+          <w:sz w:val="22"/>
+          <w:szCs w:val="22"/>
         </w:rPr>
         <w:t xml:space="preserve">Systematic Reviews, 14</w:t>
       </w:r>
       <w:r>
         <w:rPr>
           <w:rFonts w:ascii="Times New Roman" w:hAnsi="Times New Roman" w:cs="Times New Roman" w:eastAsia="Times New Roman"/>
-          <w:sz w:val="24"/>
-          <w:szCs w:val="24"/>
+          <w:sz w:val="22"/>
+          <w:szCs w:val="22"/>
         </w:rPr>
         <w:t xml:space="preserve">, Article 14. </w:t>
       </w:r>
       <w:r>
         <w:rPr>
           <w:rFonts w:ascii="Times New Roman" w:hAnsi="Times New Roman" w:cs="Times New Roman" w:eastAsia="Times New Roman"/>
-          <w:sz w:val="24"/>
-          <w:szCs w:val="24"/>
+          <w:sz w:val="22"/>
+          <w:szCs w:val="22"/>
         </w:rPr>
         <w:t xml:space="preserve">https://doi.org/10.1186/s13643-024-02738-3</w:t>
       </w:r>
@@ -1287,8 +1393,8 @@
       <w:r>
         <w:rPr>
           <w:rFonts w:ascii="Times New Roman" w:hAnsi="Times New Roman" w:cs="Times New Roman" w:eastAsia="Times New Roman"/>
-          <w:sz w:val="24"/>
-          <w:szCs w:val="24"/>
+          <w:sz w:val="22"/>
+          <w:szCs w:val="22"/>
         </w:rPr>
         <w:t xml:space="preserve">Schmidt, R. C. (1997). Managing Delphi surveys using nonparametric statistical techniques. </w:t>
       </w:r>
@@ -1297,24 +1403,24 @@
           <w:rFonts w:ascii="Times New Roman" w:hAnsi="Times New Roman" w:cs="Times New Roman" w:eastAsia="Times New Roman"/>
           <w:i/>
           <w:iCs/>
-          <w:sz w:val="24"/>
-          <w:szCs w:val="24"/>
+          <w:sz w:val="22"/>
+          <w:szCs w:val="22"/>
         </w:rPr>
         <w:t xml:space="preserve">Decision Sciences, 28</w:t>
       </w:r>
       <w:r>
         <w:rPr>
           <w:rFonts w:ascii="Times New Roman" w:hAnsi="Times New Roman" w:cs="Times New Roman" w:eastAsia="Times New Roman"/>
-          <w:sz w:val="24"/>
-          <w:szCs w:val="24"/>
+          <w:sz w:val="22"/>
+          <w:szCs w:val="22"/>
         </w:rPr>
         <w:t xml:space="preserve">(3), 763–774. </w:t>
       </w:r>
       <w:r>
         <w:rPr>
           <w:rFonts w:ascii="Times New Roman" w:hAnsi="Times New Roman" w:cs="Times New Roman" w:eastAsia="Times New Roman"/>
-          <w:sz w:val="24"/>
-          <w:szCs w:val="24"/>
+          <w:sz w:val="22"/>
+          <w:szCs w:val="22"/>
         </w:rPr>
         <w:t xml:space="preserve">https://doi.org/10.1111/j.1540-5915.1997.tb01330.x</w:t>
       </w:r>
@@ -1328,8 +1434,8 @@
       <w:r>
         <w:rPr>
           <w:rFonts w:ascii="Times New Roman" w:hAnsi="Times New Roman" w:cs="Times New Roman" w:eastAsia="Times New Roman"/>
-          <w:sz w:val="24"/>
-          <w:szCs w:val="24"/>
+          <w:sz w:val="22"/>
+          <w:szCs w:val="22"/>
         </w:rPr>
         <w:t xml:space="preserve">Schommer, M., Richter, A., &amp; Karna, A. (2019). Does the diversification-firm performance relationship change over time? A meta-analytical review. </w:t>
       </w:r>
@@ -1338,24 +1444,24 @@
           <w:rFonts w:ascii="Times New Roman" w:hAnsi="Times New Roman" w:cs="Times New Roman" w:eastAsia="Times New Roman"/>
           <w:i/>
           <w:iCs/>
-          <w:sz w:val="24"/>
-          <w:szCs w:val="24"/>
+          <w:sz w:val="22"/>
+          <w:szCs w:val="22"/>
         </w:rPr>
         <w:t xml:space="preserve">Journal of Management Studies, 56</w:t>
       </w:r>
       <w:r>
         <w:rPr>
           <w:rFonts w:ascii="Times New Roman" w:hAnsi="Times New Roman" w:cs="Times New Roman" w:eastAsia="Times New Roman"/>
-          <w:sz w:val="24"/>
-          <w:szCs w:val="24"/>
+          <w:sz w:val="22"/>
+          <w:szCs w:val="22"/>
         </w:rPr>
         <w:t xml:space="preserve">(1), 270–298. </w:t>
       </w:r>
       <w:r>
         <w:rPr>
           <w:rFonts w:ascii="Times New Roman" w:hAnsi="Times New Roman" w:cs="Times New Roman" w:eastAsia="Times New Roman"/>
-          <w:sz w:val="24"/>
-          <w:szCs w:val="24"/>
+          <w:sz w:val="22"/>
+          <w:szCs w:val="22"/>
         </w:rPr>
         <w:t xml:space="preserve">https://doi.org/10.1111/joms.12393</w:t>
       </w:r>
@@ -1369,8 +1475,8 @@
       <w:r>
         <w:rPr>
           <w:rFonts w:ascii="Times New Roman" w:hAnsi="Times New Roman" w:cs="Times New Roman" w:eastAsia="Times New Roman"/>
-          <w:sz w:val="24"/>
-          <w:szCs w:val="24"/>
+          <w:sz w:val="22"/>
+          <w:szCs w:val="22"/>
         </w:rPr>
         <w:t xml:space="preserve">Shah, P., Dhir, A., Joshi, R., &amp; Tripathy, N. (2023). Opportunities and challenges in food entrepreneurship: In-depth qualitative investigation of millet entrepreneurs. </w:t>
       </w:r>
@@ -1379,24 +1485,24 @@
           <w:rFonts w:ascii="Times New Roman" w:hAnsi="Times New Roman" w:cs="Times New Roman" w:eastAsia="Times New Roman"/>
           <w:i/>
           <w:iCs/>
-          <w:sz w:val="24"/>
-          <w:szCs w:val="24"/>
+          <w:sz w:val="22"/>
+          <w:szCs w:val="22"/>
         </w:rPr>
         <w:t xml:space="preserve">Journal of Business Research, 155</w:t>
       </w:r>
       <w:r>
         <w:rPr>
           <w:rFonts w:ascii="Times New Roman" w:hAnsi="Times New Roman" w:cs="Times New Roman" w:eastAsia="Times New Roman"/>
-          <w:sz w:val="24"/>
-          <w:szCs w:val="24"/>
+          <w:sz w:val="22"/>
+          <w:szCs w:val="22"/>
         </w:rPr>
         <w:t xml:space="preserve">, Article 113372. </w:t>
       </w:r>
       <w:r>
         <w:rPr>
           <w:rFonts w:ascii="Times New Roman" w:hAnsi="Times New Roman" w:cs="Times New Roman" w:eastAsia="Times New Roman"/>
-          <w:sz w:val="24"/>
-          <w:szCs w:val="24"/>
+          <w:sz w:val="22"/>
+          <w:szCs w:val="22"/>
         </w:rPr>
         <w:t xml:space="preserve">https://doi.org/10.1016/j.jbusres.2022.113372</w:t>
       </w:r>
@@ -1410,8 +1516,8 @@
       <w:r>
         <w:rPr>
           <w:rFonts w:ascii="Times New Roman" w:hAnsi="Times New Roman" w:cs="Times New Roman" w:eastAsia="Times New Roman"/>
-          <w:sz w:val="24"/>
-          <w:szCs w:val="24"/>
+          <w:sz w:val="22"/>
+          <w:szCs w:val="22"/>
         </w:rPr>
         <w:t xml:space="preserve">Sharabati, A.-A. A., Ali, A. A. A., Allahham, M. I., Hussein, A. A., Alheet, A. F., &amp; Mohammad, A. S. (2024). The impact of digital marketing on the performance of SMEs: An analytical study in light of modern digital transformations. </w:t>
       </w:r>
@@ -1420,24 +1526,24 @@
           <w:rFonts w:ascii="Times New Roman" w:hAnsi="Times New Roman" w:cs="Times New Roman" w:eastAsia="Times New Roman"/>
           <w:i/>
           <w:iCs/>
-          <w:sz w:val="24"/>
-          <w:szCs w:val="24"/>
+          <w:sz w:val="22"/>
+          <w:szCs w:val="22"/>
         </w:rPr>
         <w:t xml:space="preserve">Sustainability, 16</w:t>
       </w:r>
       <w:r>
         <w:rPr>
           <w:rFonts w:ascii="Times New Roman" w:hAnsi="Times New Roman" w:cs="Times New Roman" w:eastAsia="Times New Roman"/>
-          <w:sz w:val="24"/>
-          <w:szCs w:val="24"/>
+          <w:sz w:val="22"/>
+          <w:szCs w:val="22"/>
         </w:rPr>
         <w:t xml:space="preserve">(19), Article 8667. </w:t>
       </w:r>
       <w:r>
         <w:rPr>
           <w:rFonts w:ascii="Times New Roman" w:hAnsi="Times New Roman" w:cs="Times New Roman" w:eastAsia="Times New Roman"/>
-          <w:sz w:val="24"/>
-          <w:szCs w:val="24"/>
+          <w:sz w:val="22"/>
+          <w:szCs w:val="22"/>
         </w:rPr>
         <w:t xml:space="preserve">https://doi.org/10.3390/su16198667</w:t>
       </w:r>
@@ -1451,8 +1557,8 @@
       <w:r>
         <w:rPr>
           <w:rFonts w:ascii="Times New Roman" w:hAnsi="Times New Roman" w:cs="Times New Roman" w:eastAsia="Times New Roman"/>
-          <w:sz w:val="24"/>
-          <w:szCs w:val="24"/>
+          <w:sz w:val="22"/>
+          <w:szCs w:val="22"/>
         </w:rPr>
         <w:t xml:space="preserve">Singh, G., Daultani, Y., &amp; Sahu, R. (2022). Investigating the barriers to growth in the Indian food processing sector. </w:t>
       </w:r>
@@ -1461,24 +1567,24 @@
           <w:rFonts w:ascii="Times New Roman" w:hAnsi="Times New Roman" w:cs="Times New Roman" w:eastAsia="Times New Roman"/>
           <w:i/>
           <w:iCs/>
-          <w:sz w:val="24"/>
-          <w:szCs w:val="24"/>
+          <w:sz w:val="22"/>
+          <w:szCs w:val="22"/>
         </w:rPr>
         <w:t xml:space="preserve">OPSEARCH, 59</w:t>
       </w:r>
       <w:r>
         <w:rPr>
           <w:rFonts w:ascii="Times New Roman" w:hAnsi="Times New Roman" w:cs="Times New Roman" w:eastAsia="Times New Roman"/>
-          <w:sz w:val="24"/>
-          <w:szCs w:val="24"/>
+          <w:sz w:val="22"/>
+          <w:szCs w:val="22"/>
         </w:rPr>
         <w:t xml:space="preserve">(2), 441–459. </w:t>
       </w:r>
       <w:r>
         <w:rPr>
           <w:rFonts w:ascii="Times New Roman" w:hAnsi="Times New Roman" w:cs="Times New Roman" w:eastAsia="Times New Roman"/>
-          <w:sz w:val="24"/>
-          <w:szCs w:val="24"/>
+          <w:sz w:val="22"/>
+          <w:szCs w:val="22"/>
         </w:rPr>
         <w:t xml:space="preserve">https://doi.org/10.1007/s12597-021-00553-1</w:t>
       </w:r>
@@ -1492,8 +1598,8 @@
       <w:r>
         <w:rPr>
           <w:rFonts w:ascii="Times New Roman" w:hAnsi="Times New Roman" w:cs="Times New Roman" w:eastAsia="Times New Roman"/>
-          <w:sz w:val="24"/>
-          <w:szCs w:val="24"/>
+          <w:sz w:val="22"/>
+          <w:szCs w:val="22"/>
         </w:rPr>
         <w:t xml:space="preserve">Suryati, L., &amp; Lusiah, L. (2022). Distribution channel and prices as critical factors for sales volume improvement. </w:t>
       </w:r>
@@ -1502,24 +1608,24 @@
           <w:rFonts w:ascii="Times New Roman" w:hAnsi="Times New Roman" w:cs="Times New Roman" w:eastAsia="Times New Roman"/>
           <w:i/>
           <w:iCs/>
-          <w:sz w:val="24"/>
-          <w:szCs w:val="24"/>
+          <w:sz w:val="22"/>
+          <w:szCs w:val="22"/>
         </w:rPr>
         <w:t xml:space="preserve">Journal of Accounting and Finance Management, 3</w:t>
       </w:r>
       <w:r>
         <w:rPr>
           <w:rFonts w:ascii="Times New Roman" w:hAnsi="Times New Roman" w:cs="Times New Roman" w:eastAsia="Times New Roman"/>
-          <w:sz w:val="24"/>
-          <w:szCs w:val="24"/>
+          <w:sz w:val="22"/>
+          <w:szCs w:val="22"/>
         </w:rPr>
         <w:t xml:space="preserve">(5), 217–223. </w:t>
       </w:r>
       <w:r>
         <w:rPr>
           <w:rFonts w:ascii="Times New Roman" w:hAnsi="Times New Roman" w:cs="Times New Roman" w:eastAsia="Times New Roman"/>
-          <w:sz w:val="24"/>
-          <w:szCs w:val="24"/>
+          <w:sz w:val="22"/>
+          <w:szCs w:val="22"/>
         </w:rPr>
         <w:t xml:space="preserve">https://doi.org/10.38035/jafm.v3i5.128</w:t>
       </w:r>
@@ -1533,8 +1639,8 @@
       <w:r>
         <w:rPr>
           <w:rFonts w:ascii="Times New Roman" w:hAnsi="Times New Roman" w:cs="Times New Roman" w:eastAsia="Times New Roman"/>
-          <w:sz w:val="24"/>
-          <w:szCs w:val="24"/>
+          <w:sz w:val="22"/>
+          <w:szCs w:val="22"/>
         </w:rPr>
         <w:t xml:space="preserve">Taneo, S. Y. M., Noya, S., Setiyati, E. A., &amp; Melany. (2022). Improving the human resource capability of food SMEs managers through training: A preliminary research. </w:t>
       </w:r>
@@ -1543,24 +1649,24 @@
           <w:rFonts w:ascii="Times New Roman" w:hAnsi="Times New Roman" w:cs="Times New Roman" w:eastAsia="Times New Roman"/>
           <w:i/>
           <w:iCs/>
-          <w:sz w:val="24"/>
-          <w:szCs w:val="24"/>
+          <w:sz w:val="22"/>
+          <w:szCs w:val="22"/>
         </w:rPr>
         <w:t xml:space="preserve">International Journal of Research in Business and Social Science, 11</w:t>
       </w:r>
       <w:r>
         <w:rPr>
           <w:rFonts w:ascii="Times New Roman" w:hAnsi="Times New Roman" w:cs="Times New Roman" w:eastAsia="Times New Roman"/>
-          <w:sz w:val="24"/>
-          <w:szCs w:val="24"/>
+          <w:sz w:val="22"/>
+          <w:szCs w:val="22"/>
         </w:rPr>
         <w:t xml:space="preserve">(9), 90–96. </w:t>
       </w:r>
       <w:r>
         <w:rPr>
           <w:rFonts w:ascii="Times New Roman" w:hAnsi="Times New Roman" w:cs="Times New Roman" w:eastAsia="Times New Roman"/>
-          <w:sz w:val="24"/>
-          <w:szCs w:val="24"/>
+          <w:sz w:val="22"/>
+          <w:szCs w:val="22"/>
         </w:rPr>
         <w:t xml:space="preserve">https://doi.org/10.20525/ijrbs.v11i9.2163</w:t>
       </w:r>
@@ -1574,8 +1680,8 @@
       <w:r>
         <w:rPr>
           <w:rFonts w:ascii="Times New Roman" w:hAnsi="Times New Roman" w:cs="Times New Roman" w:eastAsia="Times New Roman"/>
-          <w:sz w:val="24"/>
-          <w:szCs w:val="24"/>
+          <w:sz w:val="22"/>
+          <w:szCs w:val="22"/>
         </w:rPr>
         <w:t xml:space="preserve">Thomran, M., Alshallaqi, M., Al-Mamary, Y. H., &amp; Abdulrab, M. (2022). The key enablers of competitive advantage formation in small and medium enterprises: The case of the Ha'il region. </w:t>
       </w:r>
@@ -1584,24 +1690,24 @@
           <w:rFonts w:ascii="Times New Roman" w:hAnsi="Times New Roman" w:cs="Times New Roman" w:eastAsia="Times New Roman"/>
           <w:i/>
           <w:iCs/>
-          <w:sz w:val="24"/>
-          <w:szCs w:val="24"/>
+          <w:sz w:val="22"/>
+          <w:szCs w:val="22"/>
         </w:rPr>
         <w:t xml:space="preserve">Frontiers in Psychology, 13</w:t>
       </w:r>
       <w:r>
         <w:rPr>
           <w:rFonts w:ascii="Times New Roman" w:hAnsi="Times New Roman" w:cs="Times New Roman" w:eastAsia="Times New Roman"/>
-          <w:sz w:val="24"/>
-          <w:szCs w:val="24"/>
+          <w:sz w:val="22"/>
+          <w:szCs w:val="22"/>
         </w:rPr>
         <w:t xml:space="preserve">, Article 1030405. </w:t>
       </w:r>
       <w:r>
         <w:rPr>
           <w:rFonts w:ascii="Times New Roman" w:hAnsi="Times New Roman" w:cs="Times New Roman" w:eastAsia="Times New Roman"/>
-          <w:sz w:val="24"/>
-          <w:szCs w:val="24"/>
+          <w:sz w:val="22"/>
+          <w:szCs w:val="22"/>
         </w:rPr>
         <w:t xml:space="preserve">https://doi.org/10.3389/fpsyg.2022.1030405</w:t>
       </w:r>
@@ -1615,8 +1721,8 @@
       <w:r>
         <w:rPr>
           <w:rFonts w:ascii="Times New Roman" w:hAnsi="Times New Roman" w:cs="Times New Roman" w:eastAsia="Times New Roman"/>
-          <w:sz w:val="24"/>
-          <w:szCs w:val="24"/>
+          <w:sz w:val="22"/>
+          <w:szCs w:val="22"/>
         </w:rPr>
         <w:t xml:space="preserve">Williams, R. I., Jr., &amp; Aaron, J. R. (2018). Specialization as a small business strategic approach. </w:t>
       </w:r>
@@ -1625,16 +1731,16 @@
           <w:rFonts w:ascii="Times New Roman" w:hAnsi="Times New Roman" w:cs="Times New Roman" w:eastAsia="Times New Roman"/>
           <w:i/>
           <w:iCs/>
-          <w:sz w:val="24"/>
-          <w:szCs w:val="24"/>
+          <w:sz w:val="22"/>
+          <w:szCs w:val="22"/>
         </w:rPr>
         <w:t xml:space="preserve">Small Business Institute Journal, 14</w:t>
       </w:r>
       <w:r>
         <w:rPr>
           <w:rFonts w:ascii="Times New Roman" w:hAnsi="Times New Roman" w:cs="Times New Roman" w:eastAsia="Times New Roman"/>
-          <w:sz w:val="24"/>
-          <w:szCs w:val="24"/>
+          <w:sz w:val="22"/>
+          <w:szCs w:val="22"/>
         </w:rPr>
         <w:t xml:space="preserve">(2), 1–15.</w:t>
       </w:r>
@@ -1648,8 +1754,8 @@
       <w:r>
         <w:rPr>
           <w:rFonts w:ascii="Times New Roman" w:hAnsi="Times New Roman" w:cs="Times New Roman" w:eastAsia="Times New Roman"/>
-          <w:sz w:val="24"/>
-          <w:szCs w:val="24"/>
+          <w:sz w:val="22"/>
+          <w:szCs w:val="22"/>
         </w:rPr>
         <w:t xml:space="preserve">Zain, R. M., Ramli, A., Zain, M. Z. M., Rahim, M. N. A., &amp; Musa, A. (2023). Evaluation and prioritisation of GSCM barriers in food and beverage SMEs using the AHP. </w:t>
       </w:r>
@@ -1658,24 +1764,24 @@
           <w:rFonts w:ascii="Times New Roman" w:hAnsi="Times New Roman" w:cs="Times New Roman" w:eastAsia="Times New Roman"/>
           <w:i/>
           <w:iCs/>
-          <w:sz w:val="24"/>
-          <w:szCs w:val="24"/>
+          <w:sz w:val="22"/>
+          <w:szCs w:val="22"/>
         </w:rPr>
         <w:t xml:space="preserve">AIP Conference Proceedings, 2827</w:t>
       </w:r>
       <w:r>
         <w:rPr>
           <w:rFonts w:ascii="Times New Roman" w:hAnsi="Times New Roman" w:cs="Times New Roman" w:eastAsia="Times New Roman"/>
-          <w:sz w:val="24"/>
-          <w:szCs w:val="24"/>
+          <w:sz w:val="22"/>
+          <w:szCs w:val="22"/>
         </w:rPr>
         <w:t xml:space="preserve">(1), Article 030057. </w:t>
       </w:r>
       <w:r>
         <w:rPr>
           <w:rFonts w:ascii="Times New Roman" w:hAnsi="Times New Roman" w:cs="Times New Roman" w:eastAsia="Times New Roman"/>
-          <w:sz w:val="24"/>
-          <w:szCs w:val="24"/>
+          <w:sz w:val="22"/>
+          <w:szCs w:val="22"/>
         </w:rPr>
         <w:t xml:space="preserve">https://doi.org/10.1063/5.0164583</w:t>
       </w:r>
@@ -1689,8 +1795,8 @@
       <w:r>
         <w:rPr>
           <w:rFonts w:ascii="Times New Roman" w:hAnsi="Times New Roman" w:cs="Times New Roman" w:eastAsia="Times New Roman"/>
-          <w:sz w:val="24"/>
-          <w:szCs w:val="24"/>
+          <w:sz w:val="22"/>
+          <w:szCs w:val="22"/>
         </w:rPr>
         <w:t xml:space="preserve">Zain, R. M., Ramli, A., Zain, M. Z. M., Yekini, L. S., Musa, A., Rahim, M. N. A., Dirie, A. N., &amp; Aziz, N. I. C. (2024). An investigation of the barriers and drivers for implementing green supply chain in Malaysian food and beverage SMEs: A qualitative perspective. </w:t>
       </w:r>
@@ -1699,24 +1805,24 @@
           <w:rFonts w:ascii="Times New Roman" w:hAnsi="Times New Roman" w:cs="Times New Roman" w:eastAsia="Times New Roman"/>
           <w:i/>
           <w:iCs/>
-          <w:sz w:val="24"/>
-          <w:szCs w:val="24"/>
+          <w:sz w:val="22"/>
+          <w:szCs w:val="22"/>
         </w:rPr>
         <w:t xml:space="preserve">WSEAS Transactions on Business and Economics, 21</w:t>
       </w:r>
       <w:r>
         <w:rPr>
           <w:rFonts w:ascii="Times New Roman" w:hAnsi="Times New Roman" w:cs="Times New Roman" w:eastAsia="Times New Roman"/>
-          <w:sz w:val="24"/>
-          <w:szCs w:val="24"/>
+          <w:sz w:val="22"/>
+          <w:szCs w:val="22"/>
         </w:rPr>
         <w:t xml:space="preserve">, 2169–2189. </w:t>
       </w:r>
       <w:r>
         <w:rPr>
           <w:rFonts w:ascii="Times New Roman" w:hAnsi="Times New Roman" w:cs="Times New Roman" w:eastAsia="Times New Roman"/>
-          <w:sz w:val="24"/>
-          <w:szCs w:val="24"/>
+          <w:sz w:val="22"/>
+          <w:szCs w:val="22"/>
         </w:rPr>
         <w:t xml:space="preserve">https://doi.org/10.37394/23207.2024.21.179</w:t>
       </w:r>

--- a/references_list.docx
+++ b/references_list.docx
@@ -731,6 +731,47 @@
           <w:sz w:val="22"/>
           <w:szCs w:val="22"/>
         </w:rPr>
+        <w:t xml:space="preserve">Bernard, A. B., Redding, S. J., &amp; Schott, P. K. (2010). Multiple-product firms and product switching. </w:t>
+      </w:r>
+      <w:r>
+        <w:rPr>
+          <w:rFonts w:ascii="Times New Roman" w:hAnsi="Times New Roman" w:cs="Times New Roman" w:eastAsia="Times New Roman"/>
+          <w:i/>
+          <w:iCs/>
+          <w:sz w:val="22"/>
+          <w:szCs w:val="22"/>
+        </w:rPr>
+        <w:t xml:space="preserve">American Economic Review, 100</w:t>
+      </w:r>
+      <w:r>
+        <w:rPr>
+          <w:rFonts w:ascii="Times New Roman" w:hAnsi="Times New Roman" w:cs="Times New Roman" w:eastAsia="Times New Roman"/>
+          <w:sz w:val="22"/>
+          <w:szCs w:val="22"/>
+        </w:rPr>
+        <w:t xml:space="preserve">(1), 70–97. </w:t>
+      </w:r>
+      <w:r>
+        <w:rPr>
+          <w:rFonts w:ascii="Times New Roman" w:hAnsi="Times New Roman" w:cs="Times New Roman" w:eastAsia="Times New Roman"/>
+          <w:sz w:val="22"/>
+          <w:szCs w:val="22"/>
+        </w:rPr>
+        <w:t xml:space="preserve">https://doi.org/10.1257/aer.100.1.70</w:t>
+      </w:r>
+    </w:p>
+    <w:p>
+      <w:pPr>
+        <w:spacing w:after="140"/>
+        <w:ind w:left="567" w:hanging="567"/>
+        <w:jc w:val="left"/>
+      </w:pPr>
+      <w:r>
+        <w:rPr>
+          <w:rFonts w:ascii="Times New Roman" w:hAnsi="Times New Roman" w:cs="Times New Roman" w:eastAsia="Times New Roman"/>
+          <w:sz w:val="22"/>
+          <w:szCs w:val="22"/>
+        </w:rPr>
         <w:t xml:space="preserve">Bingham, A. J. (2023). From data management to actionable findings: A five-phase process of qualitative data analysis. </w:t>
       </w:r>
       <w:r>
@@ -887,6 +928,47 @@
           <w:sz w:val="22"/>
           <w:szCs w:val="22"/>
         </w:rPr>
+        <w:t xml:space="preserve">Gabaix, X. (2011). The granular origins of aggregate fluctuations. </w:t>
+      </w:r>
+      <w:r>
+        <w:rPr>
+          <w:rFonts w:ascii="Times New Roman" w:hAnsi="Times New Roman" w:cs="Times New Roman" w:eastAsia="Times New Roman"/>
+          <w:i/>
+          <w:iCs/>
+          <w:sz w:val="22"/>
+          <w:szCs w:val="22"/>
+        </w:rPr>
+        <w:t xml:space="preserve">Econometrica, 79</w:t>
+      </w:r>
+      <w:r>
+        <w:rPr>
+          <w:rFonts w:ascii="Times New Roman" w:hAnsi="Times New Roman" w:cs="Times New Roman" w:eastAsia="Times New Roman"/>
+          <w:sz w:val="22"/>
+          <w:szCs w:val="22"/>
+        </w:rPr>
+        <w:t xml:space="preserve">(3), 733–772. </w:t>
+      </w:r>
+      <w:r>
+        <w:rPr>
+          <w:rFonts w:ascii="Times New Roman" w:hAnsi="Times New Roman" w:cs="Times New Roman" w:eastAsia="Times New Roman"/>
+          <w:sz w:val="22"/>
+          <w:szCs w:val="22"/>
+        </w:rPr>
+        <w:t xml:space="preserve">https://doi.org/10.3982/ECTA8769</w:t>
+      </w:r>
+    </w:p>
+    <w:p>
+      <w:pPr>
+        <w:spacing w:after="140"/>
+        <w:ind w:left="567" w:hanging="567"/>
+        <w:jc w:val="left"/>
+      </w:pPr>
+      <w:r>
+        <w:rPr>
+          <w:rFonts w:ascii="Times New Roman" w:hAnsi="Times New Roman" w:cs="Times New Roman" w:eastAsia="Times New Roman"/>
+          <w:sz w:val="22"/>
+          <w:szCs w:val="22"/>
+        </w:rPr>
         <w:t xml:space="preserve">Gupta, S., &amp; Jagtap, S. (2024). Unlocking digital growth: Overcoming barriers to digital transformation for Indian food SMEs. </w:t>
       </w:r>
       <w:r>
@@ -1267,6 +1349,47 @@
           <w:szCs w:val="22"/>
         </w:rPr>
         <w:t xml:space="preserve">https://doi.org/10.5662/wjm.v11.i4.116</w:t>
+      </w:r>
+    </w:p>
+    <w:p>
+      <w:pPr>
+        <w:spacing w:after="140"/>
+        <w:ind w:left="567" w:hanging="567"/>
+        <w:jc w:val="left"/>
+      </w:pPr>
+      <w:r>
+        <w:rPr>
+          <w:rFonts w:ascii="Times New Roman" w:hAnsi="Times New Roman" w:cs="Times New Roman" w:eastAsia="Times New Roman"/>
+          <w:sz w:val="22"/>
+          <w:szCs w:val="22"/>
+        </w:rPr>
+        <w:t xml:space="preserve">Okoli, C., &amp; Pawlowski, S. D. (2004). The Delphi method as a research tool: An example, design considerations and applications. </w:t>
+      </w:r>
+      <w:r>
+        <w:rPr>
+          <w:rFonts w:ascii="Times New Roman" w:hAnsi="Times New Roman" w:cs="Times New Roman" w:eastAsia="Times New Roman"/>
+          <w:i/>
+          <w:iCs/>
+          <w:sz w:val="22"/>
+          <w:szCs w:val="22"/>
+        </w:rPr>
+        <w:t xml:space="preserve">Information &amp; Management, 42</w:t>
+      </w:r>
+      <w:r>
+        <w:rPr>
+          <w:rFonts w:ascii="Times New Roman" w:hAnsi="Times New Roman" w:cs="Times New Roman" w:eastAsia="Times New Roman"/>
+          <w:sz w:val="22"/>
+          <w:szCs w:val="22"/>
+        </w:rPr>
+        <w:t xml:space="preserve">(1), 15–29. </w:t>
+      </w:r>
+      <w:r>
+        <w:rPr>
+          <w:rFonts w:ascii="Times New Roman" w:hAnsi="Times New Roman" w:cs="Times New Roman" w:eastAsia="Times New Roman"/>
+          <w:sz w:val="22"/>
+          <w:szCs w:val="22"/>
+        </w:rPr>
+        <w:t xml:space="preserve">https://doi.org/10.1016/j.im.2003.11.002</w:t>
       </w:r>
     </w:p>
     <w:p>

--- a/references_list.docx
+++ b/references_list.docx
@@ -1431,6 +1431,39 @@
           <w:szCs w:val="22"/>
         </w:rPr>
         <w:t xml:space="preserve">https://doi.org/10.1002/joe.22250</w:t>
+      </w:r>
+    </w:p>
+    <w:p>
+      <w:pPr>
+        <w:spacing w:after="140"/>
+        <w:ind w:left="567" w:hanging="567"/>
+        <w:jc w:val="left"/>
+      </w:pPr>
+      <w:r>
+        <w:rPr>
+          <w:rFonts w:ascii="Times New Roman" w:hAnsi="Times New Roman" w:cs="Times New Roman" w:eastAsia="Times New Roman"/>
+          <w:sz w:val="22"/>
+          <w:szCs w:val="22"/>
+        </w:rPr>
+        <w:t xml:space="preserve">Saaty, T. L. (1980). </w:t>
+      </w:r>
+      <w:r>
+        <w:rPr>
+          <w:rFonts w:ascii="Times New Roman" w:hAnsi="Times New Roman" w:cs="Times New Roman" w:eastAsia="Times New Roman"/>
+          <w:i/>
+          <w:iCs/>
+          <w:sz w:val="22"/>
+          <w:szCs w:val="22"/>
+        </w:rPr>
+        <w:t xml:space="preserve">The analytic hierarchy process: Planning, priority setting, resource allocation</w:t>
+      </w:r>
+      <w:r>
+        <w:rPr>
+          <w:rFonts w:ascii="Times New Roman" w:hAnsi="Times New Roman" w:cs="Times New Roman" w:eastAsia="Times New Roman"/>
+          <w:sz w:val="22"/>
+          <w:szCs w:val="22"/>
+        </w:rPr>
+        <w:t xml:space="preserve">. McGraw-Hill.</w:t>
       </w:r>
     </w:p>
     <w:p>

--- a/references_list.docx
+++ b/references_list.docx
@@ -758,47 +758,6 @@
           <w:szCs w:val="22"/>
         </w:rPr>
         <w:t xml:space="preserve">https://doi.org/10.1257/aer.100.1.70</w:t>
-      </w:r>
-    </w:p>
-    <w:p>
-      <w:pPr>
-        <w:spacing w:after="140"/>
-        <w:ind w:left="567" w:hanging="567"/>
-        <w:jc w:val="left"/>
-      </w:pPr>
-      <w:r>
-        <w:rPr>
-          <w:rFonts w:ascii="Times New Roman" w:hAnsi="Times New Roman" w:cs="Times New Roman" w:eastAsia="Times New Roman"/>
-          <w:sz w:val="22"/>
-          <w:szCs w:val="22"/>
-        </w:rPr>
-        <w:t xml:space="preserve">Bingham, A. J. (2023). From data management to actionable findings: A five-phase process of qualitative data analysis. </w:t>
-      </w:r>
-      <w:r>
-        <w:rPr>
-          <w:rFonts w:ascii="Times New Roman" w:hAnsi="Times New Roman" w:cs="Times New Roman" w:eastAsia="Times New Roman"/>
-          <w:i/>
-          <w:iCs/>
-          <w:sz w:val="22"/>
-          <w:szCs w:val="22"/>
-        </w:rPr>
-        <w:t xml:space="preserve">International Journal of Qualitative Methods, 22</w:t>
-      </w:r>
-      <w:r>
-        <w:rPr>
-          <w:rFonts w:ascii="Times New Roman" w:hAnsi="Times New Roman" w:cs="Times New Roman" w:eastAsia="Times New Roman"/>
-          <w:sz w:val="22"/>
-          <w:szCs w:val="22"/>
-        </w:rPr>
-        <w:t xml:space="preserve">, Article 16094069231183620. </w:t>
-      </w:r>
-      <w:r>
-        <w:rPr>
-          <w:rFonts w:ascii="Times New Roman" w:hAnsi="Times New Roman" w:cs="Times New Roman" w:eastAsia="Times New Roman"/>
-          <w:sz w:val="22"/>
-          <w:szCs w:val="22"/>
-        </w:rPr>
-        <w:t xml:space="preserve">https://doi.org/10.1177/16094069231183620</w:t>
       </w:r>
     </w:p>
     <w:p>

--- a/references_list.docx
+++ b/references_list.docx
@@ -243,39 +243,6 @@
           <w:szCs w:val="24"/>
           <w:rtl/>
         </w:rPr>
-        <w:t xml:space="preserve">فائقی، م.، سبزعلی یمقانی، ک.، محزونی، م.، و احمدی، م. (۱۴۰۳). اولویت‌بندی عوامل اثرگذار تکنیک‌های بازاریابی عصبی در تولید پایدار (مورد مطالعه صنایع غذایی ایران). </w:t>
-      </w:r>
-      <w:r>
-        <w:rPr>
-          <w:i/>
-          <w:iCs/>
-          <w:sz w:val="24"/>
-          <w:szCs w:val="24"/>
-          <w:rtl/>
-        </w:rPr>
-        <w:t xml:space="preserve">مدیریت بازاریابی هوشمند، ۵</w:t>
-      </w:r>
-      <w:r>
-        <w:rPr>
-          <w:sz w:val="24"/>
-          <w:szCs w:val="24"/>
-          <w:rtl/>
-        </w:rPr>
-        <w:t xml:space="preserve">(۲)، ۶۵–۱۰۰.</w:t>
-      </w:r>
-    </w:p>
-    <w:p>
-      <w:pPr>
-        <w:bidi/>
-        <w:spacing w:after="140"/>
-        <w:ind w:left="567" w:hanging="567"/>
-      </w:pPr>
-      <w:r>
-        <w:rPr>
-          <w:sz w:val="24"/>
-          <w:szCs w:val="24"/>
-          <w:rtl/>
-        </w:rPr>
         <w:t xml:space="preserve">قلی‌پور، س.، حسینی، م.، و پیروز، ا. (۱۴۰۳). فرصت‌ها و چالش‌های تجارت محصولات غذایی ایران به بازار عمان. </w:t>
       </w:r>
       <w:r>
@@ -649,47 +616,6 @@
           <w:sz w:val="22"/>
           <w:szCs w:val="22"/>
         </w:rPr>
-        <w:t xml:space="preserve">Azam, T., Wang, S., Mohsin, M., Nazam, M., Hashim, M., Baig, S. A., &amp; Zia-ur-Rehman, M. (2021). Does stakeholder pressure matters in adopting sustainable supply chain initiatives? Insights from agro-based processing industry. </w:t>
-      </w:r>
-      <w:r>
-        <w:rPr>
-          <w:rFonts w:ascii="Times New Roman" w:hAnsi="Times New Roman" w:cs="Times New Roman" w:eastAsia="Times New Roman"/>
-          <w:i/>
-          <w:iCs/>
-          <w:sz w:val="22"/>
-          <w:szCs w:val="22"/>
-        </w:rPr>
-        <w:t xml:space="preserve">Sustainability, 13</w:t>
-      </w:r>
-      <w:r>
-        <w:rPr>
-          <w:rFonts w:ascii="Times New Roman" w:hAnsi="Times New Roman" w:cs="Times New Roman" w:eastAsia="Times New Roman"/>
-          <w:sz w:val="22"/>
-          <w:szCs w:val="22"/>
-        </w:rPr>
-        <w:t xml:space="preserve">(13), Article 7278. </w:t>
-      </w:r>
-      <w:r>
-        <w:rPr>
-          <w:rFonts w:ascii="Times New Roman" w:hAnsi="Times New Roman" w:cs="Times New Roman" w:eastAsia="Times New Roman"/>
-          <w:sz w:val="22"/>
-          <w:szCs w:val="22"/>
-        </w:rPr>
-        <w:t xml:space="preserve">https://doi.org/10.3390/su13137278</w:t>
-      </w:r>
-    </w:p>
-    <w:p>
-      <w:pPr>
-        <w:spacing w:after="140"/>
-        <w:ind w:left="567" w:hanging="567"/>
-        <w:jc w:val="left"/>
-      </w:pPr>
-      <w:r>
-        <w:rPr>
-          <w:rFonts w:ascii="Times New Roman" w:hAnsi="Times New Roman" w:cs="Times New Roman" w:eastAsia="Times New Roman"/>
-          <w:sz w:val="22"/>
-          <w:szCs w:val="22"/>
-        </w:rPr>
         <w:t xml:space="preserve">Beiderbeck, D., Frevel, N., von der Gracht, H. A., Schmidt, S. L., &amp; Schweitzer, V. M. (2021). Preparing, conducting, and analyzing Delphi surveys: Cross-disciplinary practices, new directions, and advancements. </w:t>
       </w:r>
       <w:r>
@@ -914,47 +840,6 @@
           <w:szCs w:val="22"/>
         </w:rPr>
         <w:t xml:space="preserve">https://doi.org/10.3982/ECTA8769</w:t>
-      </w:r>
-    </w:p>
-    <w:p>
-      <w:pPr>
-        <w:spacing w:after="140"/>
-        <w:ind w:left="567" w:hanging="567"/>
-        <w:jc w:val="left"/>
-      </w:pPr>
-      <w:r>
-        <w:rPr>
-          <w:rFonts w:ascii="Times New Roman" w:hAnsi="Times New Roman" w:cs="Times New Roman" w:eastAsia="Times New Roman"/>
-          <w:sz w:val="22"/>
-          <w:szCs w:val="22"/>
-        </w:rPr>
-        <w:t xml:space="preserve">Gupta, S., &amp; Jagtap, S. (2024). Unlocking digital growth: Overcoming barriers to digital transformation for Indian food SMEs. </w:t>
-      </w:r>
-      <w:r>
-        <w:rPr>
-          <w:rFonts w:ascii="Times New Roman" w:hAnsi="Times New Roman" w:cs="Times New Roman" w:eastAsia="Times New Roman"/>
-          <w:i/>
-          <w:iCs/>
-          <w:sz w:val="22"/>
-          <w:szCs w:val="22"/>
-        </w:rPr>
-        <w:t xml:space="preserve">Discover Food, 4</w:t>
-      </w:r>
-      <w:r>
-        <w:rPr>
-          <w:rFonts w:ascii="Times New Roman" w:hAnsi="Times New Roman" w:cs="Times New Roman" w:eastAsia="Times New Roman"/>
-          <w:sz w:val="22"/>
-          <w:szCs w:val="22"/>
-        </w:rPr>
-        <w:t xml:space="preserve">, Article 55. </w:t>
-      </w:r>
-      <w:r>
-        <w:rPr>
-          <w:rFonts w:ascii="Times New Roman" w:hAnsi="Times New Roman" w:cs="Times New Roman" w:eastAsia="Times New Roman"/>
-          <w:sz w:val="22"/>
-          <w:szCs w:val="22"/>
-        </w:rPr>
-        <w:t xml:space="preserve">https://doi.org/10.1007/s44187-024-00131-6</w:t>
       </w:r>
     </w:p>
     <w:p>

--- a/references_list.docx
+++ b/references_list.docx
@@ -575,6 +575,47 @@
           <w:sz w:val="22"/>
           <w:szCs w:val="22"/>
         </w:rPr>
+        <w:t xml:space="preserve">Aczél, J., &amp; Saaty, T. L. (1983). Procedures for synthesizing ratio judgements. </w:t>
+      </w:r>
+      <w:r>
+        <w:rPr>
+          <w:rFonts w:ascii="Times New Roman" w:hAnsi="Times New Roman" w:cs="Times New Roman" w:eastAsia="Times New Roman"/>
+          <w:i/>
+          <w:iCs/>
+          <w:sz w:val="22"/>
+          <w:szCs w:val="22"/>
+        </w:rPr>
+        <w:t xml:space="preserve">Journal of Mathematical Psychology, 27</w:t>
+      </w:r>
+      <w:r>
+        <w:rPr>
+          <w:rFonts w:ascii="Times New Roman" w:hAnsi="Times New Roman" w:cs="Times New Roman" w:eastAsia="Times New Roman"/>
+          <w:sz w:val="22"/>
+          <w:szCs w:val="22"/>
+        </w:rPr>
+        <w:t xml:space="preserve">(1), 93–102. </w:t>
+      </w:r>
+      <w:r>
+        <w:rPr>
+          <w:rFonts w:ascii="Times New Roman" w:hAnsi="Times New Roman" w:cs="Times New Roman" w:eastAsia="Times New Roman"/>
+          <w:sz w:val="22"/>
+          <w:szCs w:val="22"/>
+        </w:rPr>
+        <w:t xml:space="preserve">https://doi.org/10.1016/0022-2496(83)90028-7</w:t>
+      </w:r>
+    </w:p>
+    <w:p>
+      <w:pPr>
+        <w:spacing w:after="140"/>
+        <w:ind w:left="567" w:hanging="567"/>
+        <w:jc w:val="left"/>
+      </w:pPr>
+      <w:r>
+        <w:rPr>
+          <w:rFonts w:ascii="Times New Roman" w:hAnsi="Times New Roman" w:cs="Times New Roman" w:eastAsia="Times New Roman"/>
+          <w:sz w:val="22"/>
+          <w:szCs w:val="22"/>
+        </w:rPr>
         <w:t xml:space="preserve">Arte, P., &amp; Larimo, J. (2022). Moderating influence of product diversification on the international diversification-performance relationship: A meta-analysis. </w:t>
       </w:r>
       <w:r>
@@ -758,6 +799,47 @@
           <w:szCs w:val="22"/>
         </w:rPr>
         <w:t xml:space="preserve">. SAGE Publications.</w:t>
+      </w:r>
+    </w:p>
+    <w:p>
+      <w:pPr>
+        <w:spacing w:after="140"/>
+        <w:ind w:left="567" w:hanging="567"/>
+        <w:jc w:val="left"/>
+      </w:pPr>
+      <w:r>
+        <w:rPr>
+          <w:rFonts w:ascii="Times New Roman" w:hAnsi="Times New Roman" w:cs="Times New Roman" w:eastAsia="Times New Roman"/>
+          <w:sz w:val="22"/>
+          <w:szCs w:val="22"/>
+        </w:rPr>
+        <w:t xml:space="preserve">Crawford, G., &amp; Williams, C. (1985). A note on the analysis of subjective judgment matrices. </w:t>
+      </w:r>
+      <w:r>
+        <w:rPr>
+          <w:rFonts w:ascii="Times New Roman" w:hAnsi="Times New Roman" w:cs="Times New Roman" w:eastAsia="Times New Roman"/>
+          <w:i/>
+          <w:iCs/>
+          <w:sz w:val="22"/>
+          <w:szCs w:val="22"/>
+        </w:rPr>
+        <w:t xml:space="preserve">Journal of Mathematical Psychology, 29</w:t>
+      </w:r>
+      <w:r>
+        <w:rPr>
+          <w:rFonts w:ascii="Times New Roman" w:hAnsi="Times New Roman" w:cs="Times New Roman" w:eastAsia="Times New Roman"/>
+          <w:sz w:val="22"/>
+          <w:szCs w:val="22"/>
+        </w:rPr>
+        <w:t xml:space="preserve">(4), 387–405. </w:t>
+      </w:r>
+      <w:r>
+        <w:rPr>
+          <w:rFonts w:ascii="Times New Roman" w:hAnsi="Times New Roman" w:cs="Times New Roman" w:eastAsia="Times New Roman"/>
+          <w:sz w:val="22"/>
+          <w:szCs w:val="22"/>
+        </w:rPr>
+        <w:t xml:space="preserve">https://doi.org/10.1016/0022-2496(85)90002-1</w:t>
       </w:r>
     </w:p>
     <w:p>
